--- a/assets/docs/lop5/Khoa hoc - Lop 5.docx
+++ b/assets/docs/lop5/Khoa hoc - Lop 5.docx
@@ -937,6 +937,19 @@
               <w:t>NLS-AT: Ảnh, tin ô nhiễm trên mạng có thể là ảnh cũ; kiểm tra nguồn rồi mới chia sẻ.</w:t>
             </w:r>
           </w:p>
+          <w:p>
+            <w:pPr>
+              <w:spacing w:after="0"/>
+            </w:pPr>
+            <w:r>
+              <w:rPr>
+                <w:b w:val="0"/>
+                <w:i w:val="0"/>
+                <w:sz w:val="18"/>
+              </w:rPr>
+              <w:t>KNS: KN sử dụng tiết kiệm tài nguyên, năng lượng trong sinh hoạt hằng ngày.</w:t>
+            </w:r>
+          </w:p>
         </w:tc>
         <w:tc>
           <w:tcPr>
@@ -1422,7 +1435,7 @@
                 <w:i w:val="0"/>
                 <w:sz w:val="18"/>
               </w:rPr>
-              <w:t>STEM: GD STEM</w:t>
+              <w:t>STEM: Tách muối ra khỏi dung dịch (Khoa học – Công nghệ) — dạy thay cho tiết này.</w:t>
             </w:r>
           </w:p>
         </w:tc>
@@ -1883,7 +1896,7 @@
                 <w:i w:val="0"/>
                 <w:sz w:val="18"/>
               </w:rPr>
-              <w:t>STEM: GD STEM</w:t>
+              <w:t>STEM: Biến đổi chất (Khoa học – Công nghệ) — dạy thay cho tiết này.</w:t>
             </w:r>
           </w:p>
         </w:tc>
@@ -2117,6 +2130,19 @@
               <w:t>NLS-KT: quan sát video/hình ảnh khoa học, đọc dữ liệu đơn giản; trao đổi an toàn, đúng nguồn.</w:t>
             </w:r>
           </w:p>
+          <w:p>
+            <w:pPr>
+              <w:spacing w:after="0"/>
+            </w:pPr>
+            <w:r>
+              <w:rPr>
+                <w:b w:val="0"/>
+                <w:i w:val="0"/>
+                <w:sz w:val="18"/>
+              </w:rPr>
+              <w:t>KNS: KN sử dụng tiết kiệm tài nguyên, năng lượng trong sinh hoạt hằng ngày.</w:t>
+            </w:r>
+          </w:p>
         </w:tc>
         <w:tc>
           <w:tcPr>
@@ -2345,6 +2371,7 @@
                 <w:i w:val="0"/>
                 <w:sz w:val="18"/>
               </w:rPr>
+              <w:t>KNS: KN an toàn khi thực hành: làm đúng hướng dẫn, không tự ý thử nghiệm nguy hiểm.</w:t>
             </w:r>
           </w:p>
         </w:tc>
@@ -2575,7 +2602,20 @@
                 <w:i w:val="0"/>
                 <w:sz w:val="18"/>
               </w:rPr>
-              <w:t>STEM: GD STEM</w:t>
+              <w:t>STEM: Mạch điện đơn giản (Khoa học – Công nghệ) — dạy thay cho tiết này.</w:t>
+            </w:r>
+          </w:p>
+          <w:p>
+            <w:pPr>
+              <w:spacing w:after="0"/>
+            </w:pPr>
+            <w:r>
+              <w:rPr>
+                <w:b w:val="0"/>
+                <w:i w:val="0"/>
+                <w:sz w:val="18"/>
+              </w:rPr>
+              <w:t>KNS: KN an toàn khi thực hành: làm đúng hướng dẫn, không tự ý thử nghiệm nguy hiểm.</w:t>
             </w:r>
           </w:p>
         </w:tc>
@@ -2920,6 +2960,7 @@
                 <w:i w:val="0"/>
                 <w:sz w:val="18"/>
               </w:rPr>
+              <w:t>KNS: KN sử dụng tiết kiệm tài nguyên, năng lượng trong sinh hoạt hằng ngày.</w:t>
             </w:r>
           </w:p>
         </w:tc>
@@ -3150,6 +3191,7 @@
                 <w:i w:val="0"/>
                 <w:sz w:val="18"/>
               </w:rPr>
+              <w:t>KNS: KN sử dụng tiết kiệm tài nguyên, năng lượng trong sinh hoạt hằng ngày.</w:t>
             </w:r>
           </w:p>
         </w:tc>
@@ -3266,7 +3308,7 @@
                 <w:i w:val="0"/>
                 <w:sz w:val="18"/>
               </w:rPr>
-              <w:t>STEM: GD STEM</w:t>
+              <w:t>STEM: Mô hình thuyền buồm (Khoa học – Công nghệ) — dạy thay cho tiết này.</w:t>
             </w:r>
           </w:p>
         </w:tc>
@@ -3843,6 +3885,7 @@
                 <w:i w:val="0"/>
                 <w:sz w:val="18"/>
               </w:rPr>
+              <w:t>STEM: Trồng cây không cần hạt (Khoa học – Công nghệ) — dạy thay cho tiết này.</w:t>
             </w:r>
           </w:p>
         </w:tc>
@@ -4419,6 +4462,7 @@
                 <w:i w:val="0"/>
                 <w:sz w:val="18"/>
               </w:rPr>
+              <w:t>STEM: Vòng đời của động vật (Khoa học – Mĩ thuật) — dạy thay cho tiết này.</w:t>
             </w:r>
           </w:p>
         </w:tc>
@@ -5248,6 +5292,7 @@
                 <w:i w:val="0"/>
                 <w:sz w:val="18"/>
               </w:rPr>
+              <w:t>STEM: Vi khuẩn có ích trong chế biến thực phẩm (Khoa học – Công nghệ) — dạy thay cho tiết này.</w:t>
             </w:r>
           </w:p>
         </w:tc>
@@ -5478,6 +5523,7 @@
                 <w:i w:val="0"/>
                 <w:sz w:val="18"/>
               </w:rPr>
+              <w:t>KNS: KN chăm sóc sức khoẻ bản thân và phòng tránh bệnh tật.</w:t>
             </w:r>
           </w:p>
         </w:tc>
@@ -5827,6 +5873,19 @@
               <w:t>NLS-KT: quan sát video/hình ảnh khoa học, đọc dữ liệu đơn giản; trao đổi an toàn, đúng nguồn.</w:t>
             </w:r>
           </w:p>
+          <w:p>
+            <w:pPr>
+              <w:spacing w:after="0"/>
+            </w:pPr>
+            <w:r>
+              <w:rPr>
+                <w:b w:val="0"/>
+                <w:i w:val="0"/>
+                <w:sz w:val="18"/>
+              </w:rPr>
+              <w:t>KNS: KN chăm sóc sức khoẻ bản thân và phòng tránh bệnh tật.</w:t>
+            </w:r>
+          </w:p>
         </w:tc>
         <w:tc>
           <w:tcPr>
@@ -6629,6 +6688,20 @@
                 <w:i w:val="0"/>
                 <w:sz w:val="18"/>
               </w:rPr>
+              <w:t>STEM: Cẩm nang chăm sóc sức khoẻ tuổi dậy thì (Khoa học – Mĩ thuật) — dạy thay cho tiết này.</w:t>
+            </w:r>
+          </w:p>
+          <w:p>
+            <w:pPr>
+              <w:spacing w:after="0"/>
+            </w:pPr>
+            <w:r>
+              <w:rPr>
+                <w:b w:val="0"/>
+                <w:i w:val="0"/>
+                <w:sz w:val="18"/>
+              </w:rPr>
+              <w:t>KNS: KN chăm sóc sức khoẻ bản thân và phòng tránh bệnh tật.</w:t>
             </w:r>
           </w:p>
         </w:tc>
@@ -7668,6 +7741,19 @@
               <w:t>NLS-KT: quan sát video/hình ảnh khoa học, đọc dữ liệu đơn giản; trao đổi an toàn, đúng nguồn.</w:t>
             </w:r>
           </w:p>
+          <w:p>
+            <w:pPr>
+              <w:spacing w:after="0"/>
+            </w:pPr>
+            <w:r>
+              <w:rPr>
+                <w:b w:val="0"/>
+                <w:i w:val="0"/>
+                <w:sz w:val="18"/>
+              </w:rPr>
+              <w:t>KNS: KN sử dụng tiết kiệm tài nguyên, năng lượng trong sinh hoạt hằng ngày.</w:t>
+            </w:r>
+          </w:p>
         </w:tc>
         <w:tc>
           <w:tcPr>
@@ -8010,6 +8096,7 @@
                 <w:i w:val="0"/>
                 <w:sz w:val="18"/>
               </w:rPr>
+              <w:t>KNS: KN sử dụng tiết kiệm tài nguyên, năng lượng trong sinh hoạt hằng ngày.</w:t>
             </w:r>
           </w:p>
         </w:tc>

--- a/assets/docs/lop5/Khoa hoc - Lop 5.docx
+++ b/assets/docs/lop5/Khoa hoc - Lop 5.docx
@@ -1205,6 +1205,33 @@
                 <w:i w:val="0"/>
                 <w:sz w:val="18"/>
               </w:rPr>
+              <w:t>NLS-KT (Cơ bản 2): Ở tiết bảo vệ môi trường đất, GV chiếu ảnh một sườn đồi bị xói mòn và một sườn đồi đã trồng cây phủ xanh kèm vài số</w:t>
+            </w:r>
+          </w:p>
+          <w:p>
+            <w:pPr>
+              <w:spacing w:after="0"/>
+            </w:pPr>
+            <w:r>
+              <w:rPr>
+                <w:b w:val="0"/>
+                <w:i w:val="0"/>
+                <w:sz w:val="18"/>
+              </w:rPr>
+              <w:t>NLS-GQVĐ (Cơ bản 2): GV chiếu các việc làm như trồng cây chắn gió, làm ruộng bậc thang, bón phân hữu cơ, đổ rác thải ra đất</w:t>
+            </w:r>
+          </w:p>
+          <w:p>
+            <w:pPr>
+              <w:spacing w:after="0"/>
+            </w:pPr>
+            <w:r>
+              <w:rPr>
+                <w:b w:val="0"/>
+                <w:i w:val="0"/>
+                <w:sz w:val="18"/>
+              </w:rPr>
+              <w:t>NLS-AT: HS chỉ quan sát mẫu đất theo hướng dẫn của thầy cô</w:t>
             </w:r>
           </w:p>
         </w:tc>
@@ -1319,6 +1346,33 @@
                 <w:i w:val="0"/>
                 <w:sz w:val="18"/>
               </w:rPr>
+              <w:t>NLS-KT (Cơ bản 2): Ở bài “Hỗn hợp và dung dịch”, GV chiếu mô phỏng phóng to các hạt trong nước đường, nước muối so với hỗn hợp cát và nước</w:t>
+            </w:r>
+          </w:p>
+          <w:p>
+            <w:pPr>
+              <w:spacing w:after="0"/>
+            </w:pPr>
+            <w:r>
+              <w:rPr>
+                <w:b w:val="0"/>
+                <w:i w:val="0"/>
+                <w:sz w:val="18"/>
+              </w:rPr>
+              <w:t>NLS-GQVĐ (Cơ bản 2): Sau thí nghiệm thật, HS ghi kết quả bốn cốc nước vào bảng chiếu trên màn hình rồi cùng đối chiếu; khi kết quả các nhóm khác nhau</w:t>
+            </w:r>
+          </w:p>
+          <w:p>
+            <w:pPr>
+              <w:spacing w:after="0"/>
+            </w:pPr>
+            <w:r>
+              <w:rPr>
+                <w:b w:val="0"/>
+                <w:i w:val="0"/>
+                <w:sz w:val="18"/>
+              </w:rPr>
+              <w:t>NLS-AT: Chất dùng trong thí nghiệm chỉ là đường, muối, cát do thầy cô chuẩn bị; HS không nếm</w:t>
             </w:r>
           </w:p>
         </w:tc>

--- a/assets/docs/lop5/Khoa hoc - Lop 5.docx
+++ b/assets/docs/lop5/Khoa hoc - Lop 5.docx
@@ -624,7 +624,7 @@
                 <w:i w:val="0"/>
                 <w:sz w:val="18"/>
               </w:rPr>
-              <w:t>NLS-KT (Cơ bản 2): GV mở video thí nghiệm thả đất vào cốc nước thấy bọt khí, đun đất thấy hơi nước; HS nhận ra thành phần của đất, đối chiếu SGK</w:t>
+              <w:t>NLS-KT (Cơ bản 2): GV mở video thí nghiệm thả cục đất vào cốc nước thấy bọt khí, đun đất thấy hơi nước để HS nhận ra trong đất có không khí</w:t>
             </w:r>
           </w:p>
           <w:p>
@@ -637,7 +637,7 @@
                 <w:i w:val="0"/>
                 <w:sz w:val="18"/>
               </w:rPr>
-              <w:t>NLS-ST (Cơ bản 2): Nhóm 4 làm thí nghiệm với mẫu đất thật, GV chụp từng bước bằng điện thoại; nhóm ghép ảnh thành trang trình chiếu ghi hiện tượng, trình bày</w:t>
+              <w:t>NLS-ST (Cơ bản 2): Nhóm 4 làm thí nghiệm với mẫu đất thật, GV chụp ảnh từng bước bằng điện thoại</w:t>
             </w:r>
           </w:p>
           <w:p>
@@ -650,7 +650,7 @@
                 <w:i w:val="0"/>
                 <w:sz w:val="18"/>
               </w:rPr>
-              <w:t>NLS-AT: Ảnh, tin ô nhiễm trên mạng có thể là ảnh cũ; kiểm tra nguồn rồi mới chia sẻ.</w:t>
+              <w:t>NLS-AT: Ảnh và tin về thiên tai, ô nhiễm trên mạng có khi là ảnh cũ chụp nơi khác</w:t>
             </w:r>
           </w:p>
         </w:tc>
@@ -765,33 +765,6 @@
                 <w:i w:val="0"/>
                 <w:sz w:val="18"/>
               </w:rPr>
-              <w:t>NLS-KT (Cơ bản 2): GV phóng to hình 6 bộ rễ, mở video rễ cây lớn dần trong đất để HS thấy rễ hút nước, chất khoáng, giữ cây</w:t>
-            </w:r>
-          </w:p>
-          <w:p>
-            <w:pPr>
-              <w:spacing w:after="0"/>
-            </w:pPr>
-            <w:r>
-              <w:rPr>
-                <w:b w:val="0"/>
-                <w:i w:val="0"/>
-                <w:sz w:val="18"/>
-              </w:rPr>
-              <w:t>NLS-ST (Cơ bản 2): Nhóm dùng ứng dụng vẽ trên máy GV lập sơ đồ: đất ở giữa, mũi tên chỉ nước, chất khoáng vào rễ; nhóm chiếu sơ đồ trình bày</w:t>
-            </w:r>
-          </w:p>
-          <w:p>
-            <w:pPr>
-              <w:spacing w:after="0"/>
-            </w:pPr>
-            <w:r>
-              <w:rPr>
-                <w:b w:val="0"/>
-                <w:i w:val="0"/>
-                <w:sz w:val="18"/>
-              </w:rPr>
-              <w:t>NLS-AT: Ảnh, tin ô nhiễm trên mạng có thể là ảnh cũ; kiểm tra nguồn rồi mới chia sẻ.</w:t>
             </w:r>
           </w:p>
         </w:tc>
@@ -908,7 +881,7 @@
                 <w:i w:val="0"/>
                 <w:sz w:val="18"/>
               </w:rPr>
-              <w:t>NLS-KT (Cơ bản 2): GV chiếu ảnh bãi rác, ruộng phun thuốc, nước thải nhà máy và video đất nhiễm bẩn; HS tìm nguyên nhân ô nhiễm đất, đối chiếu SGK</w:t>
+              <w:t>NLS-KT (Cơ bản 2): GV chiếu ảnh bãi rác, ruộng phun thuốc trừ sâu, nước thải nhà máy đổ ra đất và video ngắn về đất nhiễm bẩn để HS tìm nguyên</w:t>
             </w:r>
           </w:p>
           <w:p>
@@ -921,7 +894,7 @@
                 <w:i w:val="0"/>
                 <w:sz w:val="18"/>
               </w:rPr>
-              <w:t>NLS-ST (Cơ bản 2): Nhóm làm áp phích hoặc trang trình chiếu về phân loại rác tại gia đình: ảnh thùng rác hữu cơ, tái chế kèm câu kêu gọi; chiếu lên</w:t>
+              <w:t>NLS-ST (Cơ bản 2): Nhóm làm một áp phích hoặc trang trình chiếu ngắn về phân loại rác thải sinh hoạt tại gia đình: ảnh thùng rác hữu cơ, tái chế</w:t>
             </w:r>
           </w:p>
           <w:p>
@@ -934,7 +907,7 @@
                 <w:i w:val="0"/>
                 <w:sz w:val="18"/>
               </w:rPr>
-              <w:t>NLS-AT: Ảnh, tin ô nhiễm trên mạng có thể là ảnh cũ; kiểm tra nguồn rồi mới chia sẻ.</w:t>
+              <w:t>NLS-AT: Ảnh và tin về thiên tai, ô nhiễm trên mạng có khi là ảnh cũ chụp nơi khác</w:t>
             </w:r>
           </w:p>
           <w:p>
@@ -1062,33 +1035,6 @@
                 <w:i w:val="0"/>
                 <w:sz w:val="18"/>
               </w:rPr>
-              <w:t>NLS-KT (Cơ bản 2): GV chiếu ảnh sườn đồi trước, sau khi mất rừng, video mưa cuốn đất trên đồi trọc; HS nêu nguyên nhân, tác hại xói mòn, đối chiếu SGK</w:t>
-            </w:r>
-          </w:p>
-          <w:p>
-            <w:pPr>
-              <w:spacing w:after="0"/>
-            </w:pPr>
-            <w:r>
-              <w:rPr>
-                <w:b w:val="0"/>
-                <w:i w:val="0"/>
-                <w:sz w:val="18"/>
-              </w:rPr>
-              <w:t>NLS-ST (Cơ bản 2): Nhóm dùng ứng dụng trình chiếu trên máy GV ghép hai ảnh đồi có rừng và đồi trọc, ghi mũi tên rễ cây giữ đất</w:t>
-            </w:r>
-          </w:p>
-          <w:p>
-            <w:pPr>
-              <w:spacing w:after="0"/>
-            </w:pPr>
-            <w:r>
-              <w:rPr>
-                <w:b w:val="0"/>
-                <w:i w:val="0"/>
-                <w:sz w:val="18"/>
-              </w:rPr>
-              <w:t>NLS-AT: Ảnh, tin ô nhiễm trên mạng có thể là ảnh cũ; kiểm tra nguồn rồi mới chia sẻ.</w:t>
             </w:r>
           </w:p>
         </w:tc>
@@ -1205,33 +1151,6 @@
                 <w:i w:val="0"/>
                 <w:sz w:val="18"/>
               </w:rPr>
-              <w:t>NLS-KT (Cơ bản 2): Ở tiết bảo vệ môi trường đất, GV chiếu ảnh một sườn đồi bị xói mòn và một sườn đồi đã trồng cây phủ xanh kèm vài số</w:t>
-            </w:r>
-          </w:p>
-          <w:p>
-            <w:pPr>
-              <w:spacing w:after="0"/>
-            </w:pPr>
-            <w:r>
-              <w:rPr>
-                <w:b w:val="0"/>
-                <w:i w:val="0"/>
-                <w:sz w:val="18"/>
-              </w:rPr>
-              <w:t>NLS-GQVĐ (Cơ bản 2): GV chiếu các việc làm như trồng cây chắn gió, làm ruộng bậc thang, bón phân hữu cơ, đổ rác thải ra đất</w:t>
-            </w:r>
-          </w:p>
-          <w:p>
-            <w:pPr>
-              <w:spacing w:after="0"/>
-            </w:pPr>
-            <w:r>
-              <w:rPr>
-                <w:b w:val="0"/>
-                <w:i w:val="0"/>
-                <w:sz w:val="18"/>
-              </w:rPr>
-              <w:t>NLS-AT: HS chỉ quan sát mẫu đất theo hướng dẫn của thầy cô</w:t>
             </w:r>
           </w:p>
         </w:tc>
@@ -1604,6 +1523,20 @@
                 <w:i w:val="0"/>
                 <w:sz w:val="18"/>
               </w:rPr>
+              <w:t>NLS-GQVĐ (Cơ bản 2): GV chiếu mô phỏng chuyển động của các hạt ở thể rắn – lỏng – khí và mô phỏng biến đổi liên quan “Đặc điểm của chất ở</w:t>
+            </w:r>
+          </w:p>
+          <w:p>
+            <w:pPr>
+              <w:spacing w:after="0"/>
+            </w:pPr>
+            <w:r>
+              <w:rPr>
+                <w:b w:val="0"/>
+                <w:i w:val="0"/>
+                <w:sz w:val="18"/>
+              </w:rPr>
+              <w:t>NLS-AT: Mô phỏng trên máy không thay thí nghiệm thật</w:t>
             </w:r>
           </w:p>
         </w:tc>
@@ -1834,6 +1767,20 @@
                 <w:i w:val="0"/>
                 <w:sz w:val="18"/>
               </w:rPr>
+              <w:t>NLS-GQVĐ (Cơ bản 2): GV chiếu mô phỏng chuyển động của các hạt ở thể rắn – lỏng – khí và mô phỏng biến đổi liên quan “Sự biến đổi hóa học</w:t>
+            </w:r>
+          </w:p>
+          <w:p>
+            <w:pPr>
+              <w:spacing w:after="0"/>
+            </w:pPr>
+            <w:r>
+              <w:rPr>
+                <w:b w:val="0"/>
+                <w:i w:val="0"/>
+                <w:sz w:val="18"/>
+              </w:rPr>
+              <w:t>NLS-AT: Mô phỏng trên máy không thay thí nghiệm thật</w:t>
             </w:r>
           </w:p>
         </w:tc>
@@ -2181,7 +2128,33 @@
                 <w:i w:val="0"/>
                 <w:sz w:val="18"/>
               </w:rPr>
-              <w:t>NLS-KT: quan sát video/hình ảnh khoa học, đọc dữ liệu đơn giản; trao đổi an toàn, đúng nguồn.</w:t>
+              <w:t>NLS-GQVĐ (Cơ bản 2): GV dùng phần mềm mô phỏng mạch điện để HS thử lắp, đóng – ngắt</w:t>
+            </w:r>
+          </w:p>
+          <w:p>
+            <w:pPr>
+              <w:spacing w:after="0"/>
+            </w:pPr>
+            <w:r>
+              <w:rPr>
+                <w:b w:val="0"/>
+                <w:i w:val="0"/>
+                <w:sz w:val="18"/>
+              </w:rPr>
+              <w:t>NLS-KT (Cơ bản 2): HS đọc chỉ số công tơ điện hoặc hoá đơn tiền điện nhà mình</w:t>
+            </w:r>
+          </w:p>
+          <w:p>
+            <w:pPr>
+              <w:spacing w:after="0"/>
+            </w:pPr>
+            <w:r>
+              <w:rPr>
+                <w:b w:val="0"/>
+                <w:i w:val="0"/>
+                <w:sz w:val="18"/>
+              </w:rPr>
+              <w:t>NLS-AT: Chỉ thí nghiệm với pin và đèn nhỏ theo hướng dẫn của GV</w:t>
             </w:r>
           </w:p>
           <w:p>
@@ -2425,6 +2398,45 @@
                 <w:i w:val="0"/>
                 <w:sz w:val="18"/>
               </w:rPr>
+              <w:t>NLS-GQVĐ (Cơ bản 2): GV dùng phần mềm mô phỏng mạch điện để HS thử lắp, đóng – ngắt</w:t>
+            </w:r>
+          </w:p>
+          <w:p>
+            <w:pPr>
+              <w:spacing w:after="0"/>
+            </w:pPr>
+            <w:r>
+              <w:rPr>
+                <w:b w:val="0"/>
+                <w:i w:val="0"/>
+                <w:sz w:val="18"/>
+              </w:rPr>
+              <w:t>NLS-KT (Cơ bản 2): HS đọc chỉ số công tơ điện hoặc hoá đơn tiền điện nhà mình</w:t>
+            </w:r>
+          </w:p>
+          <w:p>
+            <w:pPr>
+              <w:spacing w:after="0"/>
+            </w:pPr>
+            <w:r>
+              <w:rPr>
+                <w:b w:val="0"/>
+                <w:i w:val="0"/>
+                <w:sz w:val="18"/>
+              </w:rPr>
+              <w:t>NLS-AT: Chỉ thí nghiệm với pin và đèn nhỏ theo hướng dẫn của GV</w:t>
+            </w:r>
+          </w:p>
+          <w:p>
+            <w:pPr>
+              <w:spacing w:after="0"/>
+            </w:pPr>
+            <w:r>
+              <w:rPr>
+                <w:b w:val="0"/>
+                <w:i w:val="0"/>
+                <w:sz w:val="18"/>
+              </w:rPr>
               <w:t>KNS: KN an toàn khi thực hành: làm đúng hướng dẫn, không tự ý thử nghiệm nguy hiểm.</w:t>
             </w:r>
           </w:p>
@@ -2784,6 +2796,33 @@
                 <w:i w:val="0"/>
                 <w:sz w:val="18"/>
               </w:rPr>
+              <w:t>NLS-GQVĐ (Cơ bản 2): GV dùng phần mềm mô phỏng mạch điện để HS thử lắp, đóng – ngắt</w:t>
+            </w:r>
+          </w:p>
+          <w:p>
+            <w:pPr>
+              <w:spacing w:after="0"/>
+            </w:pPr>
+            <w:r>
+              <w:rPr>
+                <w:b w:val="0"/>
+                <w:i w:val="0"/>
+                <w:sz w:val="18"/>
+              </w:rPr>
+              <w:t>NLS-KT (Cơ bản 2): HS đọc chỉ số công tơ điện hoặc hoá đơn tiền điện nhà mình</w:t>
+            </w:r>
+          </w:p>
+          <w:p>
+            <w:pPr>
+              <w:spacing w:after="0"/>
+            </w:pPr>
+            <w:r>
+              <w:rPr>
+                <w:b w:val="0"/>
+                <w:i w:val="0"/>
+                <w:sz w:val="18"/>
+              </w:rPr>
+              <w:t>NLS-AT: Chỉ thí nghiệm với pin và đèn nhỏ theo hướng dẫn của GV</w:t>
             </w:r>
           </w:p>
         </w:tc>
@@ -3014,6 +3053,45 @@
                 <w:i w:val="0"/>
                 <w:sz w:val="18"/>
               </w:rPr>
+              <w:t>NLS-GQVĐ (Cơ bản 2): GV dùng phần mềm mô phỏng mạch điện để HS thử lắp, đóng – ngắt</w:t>
+            </w:r>
+          </w:p>
+          <w:p>
+            <w:pPr>
+              <w:spacing w:after="0"/>
+            </w:pPr>
+            <w:r>
+              <w:rPr>
+                <w:b w:val="0"/>
+                <w:i w:val="0"/>
+                <w:sz w:val="18"/>
+              </w:rPr>
+              <w:t>NLS-KT (Cơ bản 2): HS đọc chỉ số công tơ điện hoặc hoá đơn tiền điện nhà mình</w:t>
+            </w:r>
+          </w:p>
+          <w:p>
+            <w:pPr>
+              <w:spacing w:after="0"/>
+            </w:pPr>
+            <w:r>
+              <w:rPr>
+                <w:b w:val="0"/>
+                <w:i w:val="0"/>
+                <w:sz w:val="18"/>
+              </w:rPr>
+              <w:t>NLS-AT: Chỉ thí nghiệm với pin và đèn nhỏ theo hướng dẫn của GV</w:t>
+            </w:r>
+          </w:p>
+          <w:p>
+            <w:pPr>
+              <w:spacing w:after="0"/>
+            </w:pPr>
+            <w:r>
+              <w:rPr>
+                <w:b w:val="0"/>
+                <w:i w:val="0"/>
+                <w:sz w:val="18"/>
+              </w:rPr>
               <w:t>KNS: KN sử dụng tiết kiệm tài nguyên, năng lượng trong sinh hoạt hằng ngày.</w:t>
             </w:r>
           </w:p>
@@ -3245,6 +3323,45 @@
                 <w:i w:val="0"/>
                 <w:sz w:val="18"/>
               </w:rPr>
+              <w:t>NLS-GQVĐ (Cơ bản 2): GV dùng phần mềm mô phỏng mạch điện để HS thử lắp, đóng – ngắt</w:t>
+            </w:r>
+          </w:p>
+          <w:p>
+            <w:pPr>
+              <w:spacing w:after="0"/>
+            </w:pPr>
+            <w:r>
+              <w:rPr>
+                <w:b w:val="0"/>
+                <w:i w:val="0"/>
+                <w:sz w:val="18"/>
+              </w:rPr>
+              <w:t>NLS-KT (Cơ bản 2): HS đọc chỉ số công tơ điện hoặc hoá đơn tiền điện nhà mình</w:t>
+            </w:r>
+          </w:p>
+          <w:p>
+            <w:pPr>
+              <w:spacing w:after="0"/>
+            </w:pPr>
+            <w:r>
+              <w:rPr>
+                <w:b w:val="0"/>
+                <w:i w:val="0"/>
+                <w:sz w:val="18"/>
+              </w:rPr>
+              <w:t>NLS-AT: Chỉ thí nghiệm với pin và đèn nhỏ theo hướng dẫn của GV</w:t>
+            </w:r>
+          </w:p>
+          <w:p>
+            <w:pPr>
+              <w:spacing w:after="0"/>
+            </w:pPr>
+            <w:r>
+              <w:rPr>
+                <w:b w:val="0"/>
+                <w:i w:val="0"/>
+                <w:sz w:val="18"/>
+              </w:rPr>
               <w:t>KNS: KN sử dụng tiết kiệm tài nguyên, năng lượng trong sinh hoạt hằng ngày.</w:t>
             </w:r>
           </w:p>
@@ -3708,7 +3825,46 @@
                 <w:i w:val="0"/>
                 <w:sz w:val="18"/>
               </w:rPr>
-              <w:t>NLS-KT: quan sát video/hình ảnh khoa học, đọc dữ liệu đơn giản; trao đổi an toàn, đúng nguồn.</w:t>
+              <w:t>NLS-KT (Cơ bản 2): GV chiếu video tua nhanh về “Sinh sản của thực vật có hoa” — quá trình kéo dài nhiều ngày, nhiều tuần được nén lại trong vài phút</w:t>
+            </w:r>
+          </w:p>
+          <w:p>
+            <w:pPr>
+              <w:spacing w:after="0"/>
+            </w:pPr>
+            <w:r>
+              <w:rPr>
+                <w:b w:val="0"/>
+                <w:i w:val="0"/>
+                <w:sz w:val="18"/>
+              </w:rPr>
+              <w:t>NLS-ST (Cơ bản 2): HS chụp ảnh theo dõi cây trồng hoặc vật nuôi qua từng ngày, ghép thành chuỗi ảnh kèm bảng theo dõi trên máy để trình bày trước lớp.</w:t>
+            </w:r>
+          </w:p>
+          <w:p>
+            <w:pPr>
+              <w:spacing w:after="0"/>
+            </w:pPr>
+            <w:r>
+              <w:rPr>
+                <w:b w:val="0"/>
+                <w:i w:val="0"/>
+                <w:sz w:val="18"/>
+              </w:rPr>
+              <w:t>AI-NB (Cơ bản 2): GV cho HS thử dùng ứng dụng nhận diện cây, con vật qua ảnh chụp</w:t>
+            </w:r>
+          </w:p>
+          <w:p>
+            <w:pPr>
+              <w:spacing w:after="0"/>
+            </w:pPr>
+            <w:r>
+              <w:rPr>
+                <w:b w:val="0"/>
+                <w:i w:val="0"/>
+                <w:sz w:val="18"/>
+              </w:rPr>
+              <w:t>NLS-AT: Chỉ tra cứu ở nguồn GV chỉ định</w:t>
             </w:r>
           </w:p>
         </w:tc>
@@ -3939,6 +4095,58 @@
                 <w:i w:val="0"/>
                 <w:sz w:val="18"/>
               </w:rPr>
+              <w:t>NLS-KT (Cơ bản 2): GV chiếu video tua nhanh về “Sự phát triển của cây con- tiết 1” — quá trình kéo dài nhiều ngày</w:t>
+            </w:r>
+          </w:p>
+          <w:p>
+            <w:pPr>
+              <w:spacing w:after="0"/>
+            </w:pPr>
+            <w:r>
+              <w:rPr>
+                <w:b w:val="0"/>
+                <w:i w:val="0"/>
+                <w:sz w:val="18"/>
+              </w:rPr>
+              <w:t>NLS-ST (Cơ bản 2): HS chụp ảnh theo dõi cây trồng hoặc vật nuôi qua từng ngày, ghép thành chuỗi ảnh kèm bảng theo dõi trên máy để trình bày trước lớp.</w:t>
+            </w:r>
+          </w:p>
+          <w:p>
+            <w:pPr>
+              <w:spacing w:after="0"/>
+            </w:pPr>
+            <w:r>
+              <w:rPr>
+                <w:b w:val="0"/>
+                <w:i w:val="0"/>
+                <w:sz w:val="18"/>
+              </w:rPr>
+              <w:t>AI-NB (Cơ bản 2): GV cho HS thử dùng ứng dụng nhận diện cây, con vật qua ảnh chụp</w:t>
+            </w:r>
+          </w:p>
+          <w:p>
+            <w:pPr>
+              <w:spacing w:after="0"/>
+            </w:pPr>
+            <w:r>
+              <w:rPr>
+                <w:b w:val="0"/>
+                <w:i w:val="0"/>
+                <w:sz w:val="18"/>
+              </w:rPr>
+              <w:t>NLS-AT: Chỉ tra cứu ở nguồn GV chỉ định</w:t>
+            </w:r>
+          </w:p>
+          <w:p>
+            <w:pPr>
+              <w:spacing w:after="0"/>
+            </w:pPr>
+            <w:r>
+              <w:rPr>
+                <w:b w:val="0"/>
+                <w:i w:val="0"/>
+                <w:sz w:val="18"/>
+              </w:rPr>
               <w:t>STEM: Trồng cây không cần hạt (Khoa học – Công nghệ) — dạy thay cho tiết này.</w:t>
             </w:r>
           </w:p>
@@ -4286,6 +4494,46 @@
                 <w:i w:val="0"/>
                 <w:sz w:val="18"/>
               </w:rPr>
+              <w:t>NLS-KT (Cơ bản 2): GV chiếu video tua nhanh về “Sự sinh sản của động vật” — quá trình kéo dài nhiều ngày, nhiều tuần được nén lại trong vài phút</w:t>
+            </w:r>
+          </w:p>
+          <w:p>
+            <w:pPr>
+              <w:spacing w:after="0"/>
+            </w:pPr>
+            <w:r>
+              <w:rPr>
+                <w:b w:val="0"/>
+                <w:i w:val="0"/>
+                <w:sz w:val="18"/>
+              </w:rPr>
+              <w:t>NLS-ST (Cơ bản 2): HS chụp ảnh theo dõi cây trồng hoặc vật nuôi qua từng ngày, ghép thành chuỗi ảnh kèm bảng theo dõi trên máy để trình bày trước lớp.</w:t>
+            </w:r>
+          </w:p>
+          <w:p>
+            <w:pPr>
+              <w:spacing w:after="0"/>
+            </w:pPr>
+            <w:r>
+              <w:rPr>
+                <w:b w:val="0"/>
+                <w:i w:val="0"/>
+                <w:sz w:val="18"/>
+              </w:rPr>
+              <w:t>AI-NB (Cơ bản 2): GV cho HS thử dùng ứng dụng nhận diện cây, con vật qua ảnh chụp</w:t>
+            </w:r>
+          </w:p>
+          <w:p>
+            <w:pPr>
+              <w:spacing w:after="0"/>
+            </w:pPr>
+            <w:r>
+              <w:rPr>
+                <w:b w:val="0"/>
+                <w:i w:val="0"/>
+                <w:sz w:val="18"/>
+              </w:rPr>
+              <w:t>NLS-AT: Chỉ tra cứu ở nguồn GV chỉ định</w:t>
             </w:r>
           </w:p>
         </w:tc>
@@ -4510,6 +4758,58 @@
               <w:spacing w:after="0"/>
             </w:pPr>
             <w:r/>
+            <w:r>
+              <w:rPr>
+                <w:b w:val="0"/>
+                <w:i w:val="0"/>
+                <w:sz w:val="18"/>
+              </w:rPr>
+              <w:t>NLS-KT (Cơ bản 2): GV chiếu video tua nhanh về “Vòng đời và sự phát triển của động vật” — quá trình kéo dài nhiều ngày</w:t>
+            </w:r>
+          </w:p>
+          <w:p>
+            <w:pPr>
+              <w:spacing w:after="0"/>
+            </w:pPr>
+            <w:r>
+              <w:rPr>
+                <w:b w:val="0"/>
+                <w:i w:val="0"/>
+                <w:sz w:val="18"/>
+              </w:rPr>
+              <w:t>NLS-ST (Cơ bản 2): HS chụp ảnh theo dõi cây trồng hoặc vật nuôi qua từng ngày, ghép thành chuỗi ảnh kèm bảng theo dõi trên máy để trình bày trước lớp.</w:t>
+            </w:r>
+          </w:p>
+          <w:p>
+            <w:pPr>
+              <w:spacing w:after="0"/>
+            </w:pPr>
+            <w:r>
+              <w:rPr>
+                <w:b w:val="0"/>
+                <w:i w:val="0"/>
+                <w:sz w:val="18"/>
+              </w:rPr>
+              <w:t>AI-NB (Cơ bản 2): GV cho HS thử dùng ứng dụng nhận diện cây, con vật qua ảnh chụp</w:t>
+            </w:r>
+          </w:p>
+          <w:p>
+            <w:pPr>
+              <w:spacing w:after="0"/>
+            </w:pPr>
+            <w:r>
+              <w:rPr>
+                <w:b w:val="0"/>
+                <w:i w:val="0"/>
+                <w:sz w:val="18"/>
+              </w:rPr>
+              <w:t>NLS-AT: Chỉ tra cứu ở nguồn GV chỉ định</w:t>
+            </w:r>
+          </w:p>
+          <w:p>
+            <w:pPr>
+              <w:spacing w:after="0"/>
+            </w:pPr>
             <w:r>
               <w:rPr>
                 <w:b w:val="0"/>
@@ -5115,7 +5415,33 @@
                 <w:i w:val="0"/>
                 <w:sz w:val="18"/>
               </w:rPr>
-              <w:t>NLS-KT: quan sát video/hình ảnh khoa học, đọc dữ liệu đơn giản; trao đổi an toàn, đúng nguồn.</w:t>
+              <w:t>NLS-KT (Cơ bản 2): GV chiếu ảnh và video quay qua kính hiển vi về “VI KHUẨN XUNG QUANH CHÚNG TA Tiết 1” — HS quan sát được thứ mắt thường không</w:t>
+            </w:r>
+          </w:p>
+          <w:p>
+            <w:pPr>
+              <w:spacing w:after="0"/>
+            </w:pPr>
+            <w:r>
+              <w:rPr>
+                <w:b w:val="0"/>
+                <w:i w:val="0"/>
+                <w:sz w:val="18"/>
+              </w:rPr>
+              <w:t>AI-NB (Cơ bản 2): GV nhờ công cụ trí tuệ nhân tạo mô tả cách phòng bệnh do vi khuẩn</w:t>
+            </w:r>
+          </w:p>
+          <w:p>
+            <w:pPr>
+              <w:spacing w:after="0"/>
+            </w:pPr>
+            <w:r>
+              <w:rPr>
+                <w:b w:val="0"/>
+                <w:i w:val="0"/>
+                <w:sz w:val="18"/>
+              </w:rPr>
+              <w:t>NLS-AT: Không tự tra mạng để chẩn đoán bệnh hay tự dùng thuốc</w:t>
             </w:r>
           </w:p>
         </w:tc>
@@ -5232,6 +5558,33 @@
                 <w:i w:val="0"/>
                 <w:sz w:val="18"/>
               </w:rPr>
+              <w:t>NLS-KT (Cơ bản 2): GV chiếu ảnh và video quay qua kính hiển vi về “VI khuẩn có ích trong chế biến thực phẩm” — HS quan sát được thứ mắt thường</w:t>
+            </w:r>
+          </w:p>
+          <w:p>
+            <w:pPr>
+              <w:spacing w:after="0"/>
+            </w:pPr>
+            <w:r>
+              <w:rPr>
+                <w:b w:val="0"/>
+                <w:i w:val="0"/>
+                <w:sz w:val="18"/>
+              </w:rPr>
+              <w:t>AI-NB (Cơ bản 2): GV nhờ công cụ trí tuệ nhân tạo mô tả cách phòng bệnh do vi khuẩn</w:t>
+            </w:r>
+          </w:p>
+          <w:p>
+            <w:pPr>
+              <w:spacing w:after="0"/>
+            </w:pPr>
+            <w:r>
+              <w:rPr>
+                <w:b w:val="0"/>
+                <w:i w:val="0"/>
+                <w:sz w:val="18"/>
+              </w:rPr>
+              <w:t>NLS-AT: Không tự tra mạng để chẩn đoán bệnh hay tự dùng thuốc</w:t>
             </w:r>
           </w:p>
         </w:tc>
@@ -5577,6 +5930,45 @@
                 <w:i w:val="0"/>
                 <w:sz w:val="18"/>
               </w:rPr>
+              <w:t>NLS-KT (Cơ bản 2): GV chiếu ảnh và video quay qua kính hiển vi về “VI khuẩn gây bệnh ở người và cách phòng tránh” — HS quan sát được thứ mắt</w:t>
+            </w:r>
+          </w:p>
+          <w:p>
+            <w:pPr>
+              <w:spacing w:after="0"/>
+            </w:pPr>
+            <w:r>
+              <w:rPr>
+                <w:b w:val="0"/>
+                <w:i w:val="0"/>
+                <w:sz w:val="18"/>
+              </w:rPr>
+              <w:t>AI-NB (Cơ bản 2): GV nhờ công cụ trí tuệ nhân tạo mô tả cách phòng bệnh do vi khuẩn</w:t>
+            </w:r>
+          </w:p>
+          <w:p>
+            <w:pPr>
+              <w:spacing w:after="0"/>
+            </w:pPr>
+            <w:r>
+              <w:rPr>
+                <w:b w:val="0"/>
+                <w:i w:val="0"/>
+                <w:sz w:val="18"/>
+              </w:rPr>
+              <w:t>NLS-AT: Không tự tra mạng để chẩn đoán bệnh hay tự dùng thuốc</w:t>
+            </w:r>
+          </w:p>
+          <w:p>
+            <w:pPr>
+              <w:spacing w:after="0"/>
+            </w:pPr>
+            <w:r>
+              <w:rPr>
+                <w:b w:val="0"/>
+                <w:i w:val="0"/>
+                <w:sz w:val="18"/>
+              </w:rPr>
               <w:t>KNS: KN chăm sóc sức khoẻ bản thân và phòng tránh bệnh tật.</w:t>
             </w:r>
           </w:p>
@@ -5924,7 +6316,20 @@
                 <w:i w:val="0"/>
                 <w:sz w:val="18"/>
               </w:rPr>
-              <w:t>NLS-KT: quan sát video/hình ảnh khoa học, đọc dữ liệu đơn giản; trao đổi an toàn, đúng nguồn.</w:t>
+              <w:t>NLS-KT (Cơ bản 2): GV chiếu sơ đồ động, video mô phỏng về “Sự hình thành cơ thể người” — quá trình kéo dài nhiều năm được trình bày gọn trong vài</w:t>
+            </w:r>
+          </w:p>
+          <w:p>
+            <w:pPr>
+              <w:spacing w:after="0"/>
+            </w:pPr>
+            <w:r>
+              <w:rPr>
+                <w:b w:val="0"/>
+                <w:i w:val="0"/>
+                <w:sz w:val="18"/>
+              </w:rPr>
+              <w:t>NLS-AT: Không nhập thông tin sức khoẻ cá nhân vào ứng dụng lạ</w:t>
             </w:r>
           </w:p>
           <w:p>
@@ -6168,6 +6573,20 @@
                 <w:i w:val="0"/>
                 <w:sz w:val="18"/>
               </w:rPr>
+              <w:t>NLS-KT (Cơ bản 2): GV chiếu sơ đồ động, video mô phỏng về “Các giai đoạn phát triển chính của con người” — quá trình kéo dài nhiều năm được trình bày</w:t>
+            </w:r>
+          </w:p>
+          <w:p>
+            <w:pPr>
+              <w:spacing w:after="0"/>
+            </w:pPr>
+            <w:r>
+              <w:rPr>
+                <w:b w:val="0"/>
+                <w:i w:val="0"/>
+                <w:sz w:val="18"/>
+              </w:rPr>
+              <w:t>NLS-AT: Không nhập thông tin sức khoẻ cá nhân vào ứng dụng lạ</w:t>
             </w:r>
           </w:p>
         </w:tc>
@@ -6512,6 +6931,33 @@
                 <w:i w:val="0"/>
                 <w:sz w:val="18"/>
               </w:rPr>
+              <w:t>NLS-AT (Cơ bản 2): Đây là bài gắn trực tiếp với an toàn trên mạng: GV cho HS nhận diện các tình huống nguy hiểm qua môi trường số khi học “Nam</w:t>
+            </w:r>
+          </w:p>
+          <w:p>
+            <w:pPr>
+              <w:spacing w:after="0"/>
+            </w:pPr>
+            <w:r>
+              <w:rPr>
+                <w:b w:val="0"/>
+                <w:i w:val="0"/>
+                <w:sz w:val="18"/>
+              </w:rPr>
+              <w:t>AI-NB (Cơ bản 2): GV nêu: hiện đã có công cụ trí tuệ nhân tạo tạo được ảnh và giọng nói giả rất giống thật</w:t>
+            </w:r>
+          </w:p>
+          <w:p>
+            <w:pPr>
+              <w:spacing w:after="0"/>
+            </w:pPr>
+            <w:r>
+              <w:rPr>
+                <w:b w:val="0"/>
+                <w:i w:val="0"/>
+                <w:sz w:val="18"/>
+              </w:rPr>
+              <w:t>NLS-AT: Tuyệt đối không gửi ảnh riêng tư cho bất kì ai, kể cả người xưng là bạn quen</w:t>
             </w:r>
           </w:p>
         </w:tc>
@@ -6742,6 +7188,45 @@
                 <w:i w:val="0"/>
                 <w:sz w:val="18"/>
               </w:rPr>
+              <w:t>NLS-AT (Cơ bản 2): Đây là bài gắn trực tiếp với an toàn trên mạng: GV cho HS nhận diện các tình huống nguy hiểm qua môi trường số khi học “Chăm</w:t>
+            </w:r>
+          </w:p>
+          <w:p>
+            <w:pPr>
+              <w:spacing w:after="0"/>
+            </w:pPr>
+            <w:r>
+              <w:rPr>
+                <w:b w:val="0"/>
+                <w:i w:val="0"/>
+                <w:sz w:val="18"/>
+              </w:rPr>
+              <w:t>AI-NB (Cơ bản 2): GV nêu: hiện đã có công cụ trí tuệ nhân tạo tạo được ảnh và giọng nói giả rất giống thật</w:t>
+            </w:r>
+          </w:p>
+          <w:p>
+            <w:pPr>
+              <w:spacing w:after="0"/>
+            </w:pPr>
+            <w:r>
+              <w:rPr>
+                <w:b w:val="0"/>
+                <w:i w:val="0"/>
+                <w:sz w:val="18"/>
+              </w:rPr>
+              <w:t>NLS-AT: Tuyệt đối không gửi ảnh riêng tư cho bất kì ai, kể cả người xưng là bạn quen</w:t>
+            </w:r>
+          </w:p>
+          <w:p>
+            <w:pPr>
+              <w:spacing w:after="0"/>
+            </w:pPr>
+            <w:r>
+              <w:rPr>
+                <w:b w:val="0"/>
+                <w:i w:val="0"/>
+                <w:sz w:val="18"/>
+              </w:rPr>
               <w:t>STEM: Cẩm nang chăm sóc sức khoẻ tuổi dậy thì (Khoa học – Mĩ thuật) — dạy thay cho tiết này.</w:t>
             </w:r>
           </w:p>
@@ -7216,6 +7701,33 @@
                 <w:i w:val="0"/>
                 <w:sz w:val="18"/>
               </w:rPr>
+              <w:t>NLS-AT (Cơ bản 2): Đây là bài gắn trực tiếp với an toàn trên mạng: GV cho HS nhận diện các tình huống nguy hiểm qua môi trường số khi học “Phòng</w:t>
+            </w:r>
+          </w:p>
+          <w:p>
+            <w:pPr>
+              <w:spacing w:after="0"/>
+            </w:pPr>
+            <w:r>
+              <w:rPr>
+                <w:b w:val="0"/>
+                <w:i w:val="0"/>
+                <w:sz w:val="18"/>
+              </w:rPr>
+              <w:t>AI-NB (Cơ bản 2): GV nêu: hiện đã có công cụ trí tuệ nhân tạo tạo được ảnh và giọng nói giả rất giống thật</w:t>
+            </w:r>
+          </w:p>
+          <w:p>
+            <w:pPr>
+              <w:spacing w:after="0"/>
+            </w:pPr>
+            <w:r>
+              <w:rPr>
+                <w:b w:val="0"/>
+                <w:i w:val="0"/>
+                <w:sz w:val="18"/>
+              </w:rPr>
+              <w:t>NLS-AT: Tuyệt đối không gửi ảnh riêng tư cho bất kì ai, kể cả người xưng là bạn quen</w:t>
             </w:r>
           </w:p>
         </w:tc>
@@ -7792,7 +8304,33 @@
                 <w:i w:val="0"/>
                 <w:sz w:val="18"/>
               </w:rPr>
-              <w:t>NLS-KT: quan sát video/hình ảnh khoa học, đọc dữ liệu đơn giản; trao đổi an toàn, đúng nguồn.</w:t>
+              <w:t>NLS-KT (Cơ bản 2): GV chiếu ảnh vệ tinh chụp cùng một khu vực ở hai thời điểm cách nhau nhiều năm để HS thấy rừng bị thu hẹp</w:t>
+            </w:r>
+          </w:p>
+          <w:p>
+            <w:pPr>
+              <w:spacing w:after="0"/>
+            </w:pPr>
+            <w:r>
+              <w:rPr>
+                <w:b w:val="0"/>
+                <w:i w:val="0"/>
+                <w:sz w:val="18"/>
+              </w:rPr>
+              <w:t>NLS-ST (Cơ bản 2): HS làm một sản phẩm số nhỏ tuyên truyền bảo vệ môi trường: áp phích, trang trình chiếu hoặc đoạn ghi âm lời kêu gọi</w:t>
+            </w:r>
+          </w:p>
+          <w:p>
+            <w:pPr>
+              <w:spacing w:after="0"/>
+            </w:pPr>
+            <w:r>
+              <w:rPr>
+                <w:b w:val="0"/>
+                <w:i w:val="0"/>
+                <w:sz w:val="18"/>
+              </w:rPr>
+              <w:t>NLS-AT: Ảnh và tin về thiên tai, ô nhiễm trên mạng có khi là ảnh cũ chụp nơi khác</w:t>
             </w:r>
           </w:p>
           <w:p>
@@ -8144,6 +8682,45 @@
               <w:spacing w:after="0"/>
             </w:pPr>
             <w:r/>
+            <w:r>
+              <w:rPr>
+                <w:b w:val="0"/>
+                <w:i w:val="0"/>
+                <w:sz w:val="18"/>
+              </w:rPr>
+              <w:t>NLS-KT (Cơ bản 2): GV chiếu ảnh vệ tinh chụp cùng một khu vực ở hai thời điểm cách nhau nhiều năm để HS thấy rừng bị thu hẹp</w:t>
+            </w:r>
+          </w:p>
+          <w:p>
+            <w:pPr>
+              <w:spacing w:after="0"/>
+            </w:pPr>
+            <w:r>
+              <w:rPr>
+                <w:b w:val="0"/>
+                <w:i w:val="0"/>
+                <w:sz w:val="18"/>
+              </w:rPr>
+              <w:t>NLS-ST (Cơ bản 2): HS làm một sản phẩm số nhỏ tuyên truyền bảo vệ môi trường: áp phích, trang trình chiếu hoặc đoạn ghi âm lời kêu gọi</w:t>
+            </w:r>
+          </w:p>
+          <w:p>
+            <w:pPr>
+              <w:spacing w:after="0"/>
+            </w:pPr>
+            <w:r>
+              <w:rPr>
+                <w:b w:val="0"/>
+                <w:i w:val="0"/>
+                <w:sz w:val="18"/>
+              </w:rPr>
+              <w:t>NLS-AT: Ảnh và tin về thiên tai, ô nhiễm trên mạng có khi là ảnh cũ chụp nơi khác</w:t>
+            </w:r>
+          </w:p>
+          <w:p>
+            <w:pPr>
+              <w:spacing w:after="0"/>
+            </w:pPr>
             <w:r>
               <w:rPr>
                 <w:b w:val="0"/>

--- a/assets/docs/lop5/Khoa hoc - Lop 5.docx
+++ b/assets/docs/lop5/Khoa hoc - Lop 5.docx
@@ -624,33 +624,7 @@
                 <w:i w:val="0"/>
                 <w:sz w:val="18"/>
               </w:rPr>
-              <w:t>NLS-KT (Cơ bản 2): GV mở video thí nghiệm thả cục đất vào cốc nước thấy bọt khí, đun đất thấy hơi nước để HS nhận ra trong đất có không khí</w:t>
-            </w:r>
-          </w:p>
-          <w:p>
-            <w:pPr>
-              <w:spacing w:after="0"/>
-            </w:pPr>
-            <w:r>
-              <w:rPr>
-                <w:b w:val="0"/>
-                <w:i w:val="0"/>
-                <w:sz w:val="18"/>
-              </w:rPr>
-              <w:t>NLS-ST (Cơ bản 2): Nhóm 4 làm thí nghiệm với mẫu đất thật, GV chụp ảnh từng bước bằng điện thoại</w:t>
-            </w:r>
-          </w:p>
-          <w:p>
-            <w:pPr>
-              <w:spacing w:after="0"/>
-            </w:pPr>
-            <w:r>
-              <w:rPr>
-                <w:b w:val="0"/>
-                <w:i w:val="0"/>
-                <w:sz w:val="18"/>
-              </w:rPr>
-              <w:t>NLS-AT: Ảnh và tin về thiên tai, ô nhiễm trên mạng có khi là ảnh cũ chụp nơi khác</w:t>
+              <w:t>NLS-KT (Cơ bản 2): Mở video thí nghiệm thả cục đất vào cốc nước thấy bọt khí, đun đất thấy hơi nước.</w:t>
             </w:r>
           </w:p>
         </w:tc>
@@ -881,33 +855,7 @@
                 <w:i w:val="0"/>
                 <w:sz w:val="18"/>
               </w:rPr>
-              <w:t>NLS-KT (Cơ bản 2): GV chiếu ảnh bãi rác, ruộng phun thuốc trừ sâu, nước thải nhà máy đổ ra đất và video ngắn về đất nhiễm bẩn để HS tìm nguyên</w:t>
-            </w:r>
-          </w:p>
-          <w:p>
-            <w:pPr>
-              <w:spacing w:after="0"/>
-            </w:pPr>
-            <w:r>
-              <w:rPr>
-                <w:b w:val="0"/>
-                <w:i w:val="0"/>
-                <w:sz w:val="18"/>
-              </w:rPr>
-              <w:t>NLS-ST (Cơ bản 2): Nhóm làm một áp phích hoặc trang trình chiếu ngắn về phân loại rác thải sinh hoạt tại gia đình: ảnh thùng rác hữu cơ, tái chế</w:t>
-            </w:r>
-          </w:p>
-          <w:p>
-            <w:pPr>
-              <w:spacing w:after="0"/>
-            </w:pPr>
-            <w:r>
-              <w:rPr>
-                <w:b w:val="0"/>
-                <w:i w:val="0"/>
-                <w:sz w:val="18"/>
-              </w:rPr>
-              <w:t>NLS-AT: Ảnh và tin về thiên tai, ô nhiễm trên mạng có khi là ảnh cũ chụp nơi khác</w:t>
+              <w:t>NLS-ST (Cơ bản 2): Nhóm làm một áp phích hoặc trang trình chiếu ngắn về phân loại rác thải sinh hoạt tại gia đình.</w:t>
             </w:r>
           </w:p>
           <w:p>
@@ -1265,33 +1213,7 @@
                 <w:i w:val="0"/>
                 <w:sz w:val="18"/>
               </w:rPr>
-              <w:t>NLS-KT (Cơ bản 2): Ở bài “Hỗn hợp và dung dịch”, GV chiếu mô phỏng phóng to các hạt trong nước đường, nước muối so với hỗn hợp cát và nước</w:t>
-            </w:r>
-          </w:p>
-          <w:p>
-            <w:pPr>
-              <w:spacing w:after="0"/>
-            </w:pPr>
-            <w:r>
-              <w:rPr>
-                <w:b w:val="0"/>
-                <w:i w:val="0"/>
-                <w:sz w:val="18"/>
-              </w:rPr>
-              <w:t>NLS-GQVĐ (Cơ bản 2): Sau thí nghiệm thật, HS ghi kết quả bốn cốc nước vào bảng chiếu trên màn hình rồi cùng đối chiếu; khi kết quả các nhóm khác nhau</w:t>
-            </w:r>
-          </w:p>
-          <w:p>
-            <w:pPr>
-              <w:spacing w:after="0"/>
-            </w:pPr>
-            <w:r>
-              <w:rPr>
-                <w:b w:val="0"/>
-                <w:i w:val="0"/>
-                <w:sz w:val="18"/>
-              </w:rPr>
-              <w:t>NLS-AT: Chất dùng trong thí nghiệm chỉ là đường, muối, cát do thầy cô chuẩn bị; HS không nếm</w:t>
+              <w:t>NLS-KT (Cơ bản 2): Ở bài “Hỗn hợp và dung dịch”, GV chiếu mô phỏng phóng to các hạt trong nước đường, nước muối so với.</w:t>
             </w:r>
           </w:p>
         </w:tc>
@@ -1523,20 +1445,7 @@
                 <w:i w:val="0"/>
                 <w:sz w:val="18"/>
               </w:rPr>
-              <w:t>NLS-GQVĐ (Cơ bản 2): GV chiếu mô phỏng chuyển động của các hạt ở thể rắn – lỏng – khí và mô phỏng biến đổi liên quan “Đặc điểm của chất ở</w:t>
-            </w:r>
-          </w:p>
-          <w:p>
-            <w:pPr>
-              <w:spacing w:after="0"/>
-            </w:pPr>
-            <w:r>
-              <w:rPr>
-                <w:b w:val="0"/>
-                <w:i w:val="0"/>
-                <w:sz w:val="18"/>
-              </w:rPr>
-              <w:t>NLS-AT: Mô phỏng trên máy không thay thí nghiệm thật</w:t>
+              <w:t>NLS-GQVĐ (Cơ bản 2): Chiếu mô phỏng chuyển động của các hạt ở thể rắn.</w:t>
             </w:r>
           </w:p>
         </w:tc>
@@ -1767,20 +1676,7 @@
                 <w:i w:val="0"/>
                 <w:sz w:val="18"/>
               </w:rPr>
-              <w:t>NLS-GQVĐ (Cơ bản 2): GV chiếu mô phỏng chuyển động của các hạt ở thể rắn – lỏng – khí và mô phỏng biến đổi liên quan “Sự biến đổi hóa học</w:t>
-            </w:r>
-          </w:p>
-          <w:p>
-            <w:pPr>
-              <w:spacing w:after="0"/>
-            </w:pPr>
-            <w:r>
-              <w:rPr>
-                <w:b w:val="0"/>
-                <w:i w:val="0"/>
-                <w:sz w:val="18"/>
-              </w:rPr>
-              <w:t>NLS-AT: Mô phỏng trên máy không thay thí nghiệm thật</w:t>
+              <w:t>NLS-GQVĐ (Cơ bản 2): Chiếu mô phỏng chuyển động của các hạt ở thể rắn.</w:t>
             </w:r>
           </w:p>
         </w:tc>
@@ -2128,33 +2024,7 @@
                 <w:i w:val="0"/>
                 <w:sz w:val="18"/>
               </w:rPr>
-              <w:t>NLS-GQVĐ (Cơ bản 2): GV dùng phần mềm mô phỏng mạch điện để HS thử lắp, đóng – ngắt</w:t>
-            </w:r>
-          </w:p>
-          <w:p>
-            <w:pPr>
-              <w:spacing w:after="0"/>
-            </w:pPr>
-            <w:r>
-              <w:rPr>
-                <w:b w:val="0"/>
-                <w:i w:val="0"/>
-                <w:sz w:val="18"/>
-              </w:rPr>
-              <w:t>NLS-KT (Cơ bản 2): HS đọc chỉ số công tơ điện hoặc hoá đơn tiền điện nhà mình</w:t>
-            </w:r>
-          </w:p>
-          <w:p>
-            <w:pPr>
-              <w:spacing w:after="0"/>
-            </w:pPr>
-            <w:r>
-              <w:rPr>
-                <w:b w:val="0"/>
-                <w:i w:val="0"/>
-                <w:sz w:val="18"/>
-              </w:rPr>
-              <w:t>NLS-AT: Chỉ thí nghiệm với pin và đèn nhỏ theo hướng dẫn của GV</w:t>
+              <w:t>NLS-KT (Cơ bản 2): HS đọc chỉ số công tơ điện hoặc hoá đơn tiền điện nhà mình, nhập vào bảng tính để so sánh mức.</w:t>
             </w:r>
           </w:p>
           <w:p>
@@ -2398,33 +2268,7 @@
                 <w:i w:val="0"/>
                 <w:sz w:val="18"/>
               </w:rPr>
-              <w:t>NLS-GQVĐ (Cơ bản 2): GV dùng phần mềm mô phỏng mạch điện để HS thử lắp, đóng – ngắt</w:t>
-            </w:r>
-          </w:p>
-          <w:p>
-            <w:pPr>
-              <w:spacing w:after="0"/>
-            </w:pPr>
-            <w:r>
-              <w:rPr>
-                <w:b w:val="0"/>
-                <w:i w:val="0"/>
-                <w:sz w:val="18"/>
-              </w:rPr>
-              <w:t>NLS-KT (Cơ bản 2): HS đọc chỉ số công tơ điện hoặc hoá đơn tiền điện nhà mình</w:t>
-            </w:r>
-          </w:p>
-          <w:p>
-            <w:pPr>
-              <w:spacing w:after="0"/>
-            </w:pPr>
-            <w:r>
-              <w:rPr>
-                <w:b w:val="0"/>
-                <w:i w:val="0"/>
-                <w:sz w:val="18"/>
-              </w:rPr>
-              <w:t>NLS-AT: Chỉ thí nghiệm với pin và đèn nhỏ theo hướng dẫn của GV</w:t>
+              <w:t>NLS-GQVĐ (Cơ bản 2): Dùng phần mềm mô phỏng mạch điện.</w:t>
             </w:r>
           </w:p>
           <w:p>
@@ -2796,33 +2640,7 @@
                 <w:i w:val="0"/>
                 <w:sz w:val="18"/>
               </w:rPr>
-              <w:t>NLS-GQVĐ (Cơ bản 2): GV dùng phần mềm mô phỏng mạch điện để HS thử lắp, đóng – ngắt</w:t>
-            </w:r>
-          </w:p>
-          <w:p>
-            <w:pPr>
-              <w:spacing w:after="0"/>
-            </w:pPr>
-            <w:r>
-              <w:rPr>
-                <w:b w:val="0"/>
-                <w:i w:val="0"/>
-                <w:sz w:val="18"/>
-              </w:rPr>
-              <w:t>NLS-KT (Cơ bản 2): HS đọc chỉ số công tơ điện hoặc hoá đơn tiền điện nhà mình</w:t>
-            </w:r>
-          </w:p>
-          <w:p>
-            <w:pPr>
-              <w:spacing w:after="0"/>
-            </w:pPr>
-            <w:r>
-              <w:rPr>
-                <w:b w:val="0"/>
-                <w:i w:val="0"/>
-                <w:sz w:val="18"/>
-              </w:rPr>
-              <w:t>NLS-AT: Chỉ thí nghiệm với pin và đèn nhỏ theo hướng dẫn của GV</w:t>
+              <w:t>NLS-KT (Cơ bản 2): HS đọc chỉ số công tơ điện hoặc hoá đơn tiền điện nhà mình, nhập vào bảng tính để so sánh mức.</w:t>
             </w:r>
           </w:p>
         </w:tc>
@@ -3053,33 +2871,7 @@
                 <w:i w:val="0"/>
                 <w:sz w:val="18"/>
               </w:rPr>
-              <w:t>NLS-GQVĐ (Cơ bản 2): GV dùng phần mềm mô phỏng mạch điện để HS thử lắp, đóng – ngắt</w:t>
-            </w:r>
-          </w:p>
-          <w:p>
-            <w:pPr>
-              <w:spacing w:after="0"/>
-            </w:pPr>
-            <w:r>
-              <w:rPr>
-                <w:b w:val="0"/>
-                <w:i w:val="0"/>
-                <w:sz w:val="18"/>
-              </w:rPr>
-              <w:t>NLS-KT (Cơ bản 2): HS đọc chỉ số công tơ điện hoặc hoá đơn tiền điện nhà mình</w:t>
-            </w:r>
-          </w:p>
-          <w:p>
-            <w:pPr>
-              <w:spacing w:after="0"/>
-            </w:pPr>
-            <w:r>
-              <w:rPr>
-                <w:b w:val="0"/>
-                <w:i w:val="0"/>
-                <w:sz w:val="18"/>
-              </w:rPr>
-              <w:t>NLS-AT: Chỉ thí nghiệm với pin và đèn nhỏ theo hướng dẫn của GV</w:t>
+              <w:t>NLS-GQVĐ (Cơ bản 2): Dùng phần mềm mô phỏng mạch điện.</w:t>
             </w:r>
           </w:p>
           <w:p>
@@ -3323,33 +3115,7 @@
                 <w:i w:val="0"/>
                 <w:sz w:val="18"/>
               </w:rPr>
-              <w:t>NLS-GQVĐ (Cơ bản 2): GV dùng phần mềm mô phỏng mạch điện để HS thử lắp, đóng – ngắt</w:t>
-            </w:r>
-          </w:p>
-          <w:p>
-            <w:pPr>
-              <w:spacing w:after="0"/>
-            </w:pPr>
-            <w:r>
-              <w:rPr>
-                <w:b w:val="0"/>
-                <w:i w:val="0"/>
-                <w:sz w:val="18"/>
-              </w:rPr>
-              <w:t>NLS-KT (Cơ bản 2): HS đọc chỉ số công tơ điện hoặc hoá đơn tiền điện nhà mình</w:t>
-            </w:r>
-          </w:p>
-          <w:p>
-            <w:pPr>
-              <w:spacing w:after="0"/>
-            </w:pPr>
-            <w:r>
-              <w:rPr>
-                <w:b w:val="0"/>
-                <w:i w:val="0"/>
-                <w:sz w:val="18"/>
-              </w:rPr>
-              <w:t>NLS-AT: Chỉ thí nghiệm với pin và đèn nhỏ theo hướng dẫn của GV</w:t>
+              <w:t>NLS-KT (Cơ bản 2): HS đọc chỉ số công tơ điện hoặc hoá đơn tiền điện nhà mình, nhập vào bảng tính để so sánh mức.</w:t>
             </w:r>
           </w:p>
           <w:p>
@@ -3825,46 +3591,7 @@
                 <w:i w:val="0"/>
                 <w:sz w:val="18"/>
               </w:rPr>
-              <w:t>NLS-KT (Cơ bản 2): GV chiếu video tua nhanh về “Sinh sản của thực vật có hoa” — quá trình kéo dài nhiều ngày, nhiều tuần được nén lại trong vài phút</w:t>
-            </w:r>
-          </w:p>
-          <w:p>
-            <w:pPr>
-              <w:spacing w:after="0"/>
-            </w:pPr>
-            <w:r>
-              <w:rPr>
-                <w:b w:val="0"/>
-                <w:i w:val="0"/>
-                <w:sz w:val="18"/>
-              </w:rPr>
-              <w:t>NLS-ST (Cơ bản 2): HS chụp ảnh theo dõi cây trồng hoặc vật nuôi qua từng ngày, ghép thành chuỗi ảnh kèm bảng theo dõi trên máy để trình bày trước lớp.</w:t>
-            </w:r>
-          </w:p>
-          <w:p>
-            <w:pPr>
-              <w:spacing w:after="0"/>
-            </w:pPr>
-            <w:r>
-              <w:rPr>
-                <w:b w:val="0"/>
-                <w:i w:val="0"/>
-                <w:sz w:val="18"/>
-              </w:rPr>
-              <w:t>AI-NB (Cơ bản 2): GV cho HS thử dùng ứng dụng nhận diện cây, con vật qua ảnh chụp</w:t>
-            </w:r>
-          </w:p>
-          <w:p>
-            <w:pPr>
-              <w:spacing w:after="0"/>
-            </w:pPr>
-            <w:r>
-              <w:rPr>
-                <w:b w:val="0"/>
-                <w:i w:val="0"/>
-                <w:sz w:val="18"/>
-              </w:rPr>
-              <w:t>NLS-AT: Chỉ tra cứu ở nguồn GV chỉ định</w:t>
+              <w:t>NLS-ST (Cơ bản 2): HS chụp ảnh theo dõi cây trồng hoặc vật nuôi qua từng ngày.</w:t>
             </w:r>
           </w:p>
         </w:tc>
@@ -4095,46 +3822,7 @@
                 <w:i w:val="0"/>
                 <w:sz w:val="18"/>
               </w:rPr>
-              <w:t>NLS-KT (Cơ bản 2): GV chiếu video tua nhanh về “Sự phát triển của cây con- tiết 1” — quá trình kéo dài nhiều ngày</w:t>
-            </w:r>
-          </w:p>
-          <w:p>
-            <w:pPr>
-              <w:spacing w:after="0"/>
-            </w:pPr>
-            <w:r>
-              <w:rPr>
-                <w:b w:val="0"/>
-                <w:i w:val="0"/>
-                <w:sz w:val="18"/>
-              </w:rPr>
-              <w:t>NLS-ST (Cơ bản 2): HS chụp ảnh theo dõi cây trồng hoặc vật nuôi qua từng ngày, ghép thành chuỗi ảnh kèm bảng theo dõi trên máy để trình bày trước lớp.</w:t>
-            </w:r>
-          </w:p>
-          <w:p>
-            <w:pPr>
-              <w:spacing w:after="0"/>
-            </w:pPr>
-            <w:r>
-              <w:rPr>
-                <w:b w:val="0"/>
-                <w:i w:val="0"/>
-                <w:sz w:val="18"/>
-              </w:rPr>
-              <w:t>AI-NB (Cơ bản 2): GV cho HS thử dùng ứng dụng nhận diện cây, con vật qua ảnh chụp</w:t>
-            </w:r>
-          </w:p>
-          <w:p>
-            <w:pPr>
-              <w:spacing w:after="0"/>
-            </w:pPr>
-            <w:r>
-              <w:rPr>
-                <w:b w:val="0"/>
-                <w:i w:val="0"/>
-                <w:sz w:val="18"/>
-              </w:rPr>
-              <w:t>NLS-AT: Chỉ tra cứu ở nguồn GV chỉ định</w:t>
+              <w:t>NLS-KT (Cơ bản 2): Chiếu video tua nhanh về “Sự phát triển của cây con- tiết 1”.</w:t>
             </w:r>
           </w:p>
           <w:p>
@@ -4494,46 +4182,7 @@
                 <w:i w:val="0"/>
                 <w:sz w:val="18"/>
               </w:rPr>
-              <w:t>NLS-KT (Cơ bản 2): GV chiếu video tua nhanh về “Sự sinh sản của động vật” — quá trình kéo dài nhiều ngày, nhiều tuần được nén lại trong vài phút</w:t>
-            </w:r>
-          </w:p>
-          <w:p>
-            <w:pPr>
-              <w:spacing w:after="0"/>
-            </w:pPr>
-            <w:r>
-              <w:rPr>
-                <w:b w:val="0"/>
-                <w:i w:val="0"/>
-                <w:sz w:val="18"/>
-              </w:rPr>
-              <w:t>NLS-ST (Cơ bản 2): HS chụp ảnh theo dõi cây trồng hoặc vật nuôi qua từng ngày, ghép thành chuỗi ảnh kèm bảng theo dõi trên máy để trình bày trước lớp.</w:t>
-            </w:r>
-          </w:p>
-          <w:p>
-            <w:pPr>
-              <w:spacing w:after="0"/>
-            </w:pPr>
-            <w:r>
-              <w:rPr>
-                <w:b w:val="0"/>
-                <w:i w:val="0"/>
-                <w:sz w:val="18"/>
-              </w:rPr>
-              <w:t>AI-NB (Cơ bản 2): GV cho HS thử dùng ứng dụng nhận diện cây, con vật qua ảnh chụp</w:t>
-            </w:r>
-          </w:p>
-          <w:p>
-            <w:pPr>
-              <w:spacing w:after="0"/>
-            </w:pPr>
-            <w:r>
-              <w:rPr>
-                <w:b w:val="0"/>
-                <w:i w:val="0"/>
-                <w:sz w:val="18"/>
-              </w:rPr>
-              <w:t>NLS-AT: Chỉ tra cứu ở nguồn GV chỉ định</w:t>
+              <w:t>NLS-ST (Cơ bản 2): HS chụp ảnh theo dõi cây trồng hoặc vật nuôi qua từng ngày.</w:t>
             </w:r>
           </w:p>
         </w:tc>
@@ -4764,46 +4413,7 @@
                 <w:i w:val="0"/>
                 <w:sz w:val="18"/>
               </w:rPr>
-              <w:t>NLS-KT (Cơ bản 2): GV chiếu video tua nhanh về “Vòng đời và sự phát triển của động vật” — quá trình kéo dài nhiều ngày</w:t>
-            </w:r>
-          </w:p>
-          <w:p>
-            <w:pPr>
-              <w:spacing w:after="0"/>
-            </w:pPr>
-            <w:r>
-              <w:rPr>
-                <w:b w:val="0"/>
-                <w:i w:val="0"/>
-                <w:sz w:val="18"/>
-              </w:rPr>
-              <w:t>NLS-ST (Cơ bản 2): HS chụp ảnh theo dõi cây trồng hoặc vật nuôi qua từng ngày, ghép thành chuỗi ảnh kèm bảng theo dõi trên máy để trình bày trước lớp.</w:t>
-            </w:r>
-          </w:p>
-          <w:p>
-            <w:pPr>
-              <w:spacing w:after="0"/>
-            </w:pPr>
-            <w:r>
-              <w:rPr>
-                <w:b w:val="0"/>
-                <w:i w:val="0"/>
-                <w:sz w:val="18"/>
-              </w:rPr>
-              <w:t>AI-NB (Cơ bản 2): GV cho HS thử dùng ứng dụng nhận diện cây, con vật qua ảnh chụp</w:t>
-            </w:r>
-          </w:p>
-          <w:p>
-            <w:pPr>
-              <w:spacing w:after="0"/>
-            </w:pPr>
-            <w:r>
-              <w:rPr>
-                <w:b w:val="0"/>
-                <w:i w:val="0"/>
-                <w:sz w:val="18"/>
-              </w:rPr>
-              <w:t>NLS-AT: Chỉ tra cứu ở nguồn GV chỉ định</w:t>
+              <w:t>NLS-KT (Cơ bản 2): Chiếu video tua nhanh về “Vòng đời và sự phát triển của động vật”.</w:t>
             </w:r>
           </w:p>
           <w:p>
@@ -5415,33 +5025,7 @@
                 <w:i w:val="0"/>
                 <w:sz w:val="18"/>
               </w:rPr>
-              <w:t>NLS-KT (Cơ bản 2): GV chiếu ảnh và video quay qua kính hiển vi về “VI KHUẨN XUNG QUANH CHÚNG TA Tiết 1” — HS quan sát được thứ mắt thường không</w:t>
-            </w:r>
-          </w:p>
-          <w:p>
-            <w:pPr>
-              <w:spacing w:after="0"/>
-            </w:pPr>
-            <w:r>
-              <w:rPr>
-                <w:b w:val="0"/>
-                <w:i w:val="0"/>
-                <w:sz w:val="18"/>
-              </w:rPr>
-              <w:t>AI-NB (Cơ bản 2): GV nhờ công cụ trí tuệ nhân tạo mô tả cách phòng bệnh do vi khuẩn</w:t>
-            </w:r>
-          </w:p>
-          <w:p>
-            <w:pPr>
-              <w:spacing w:after="0"/>
-            </w:pPr>
-            <w:r>
-              <w:rPr>
-                <w:b w:val="0"/>
-                <w:i w:val="0"/>
-                <w:sz w:val="18"/>
-              </w:rPr>
-              <w:t>NLS-AT: Không tự tra mạng để chẩn đoán bệnh hay tự dùng thuốc</w:t>
+              <w:t>AI-NB (Nhận biết): Nhờ công cụ trí tuệ nhân tạo mô tả cách phòng bệnh do vi khuẩn.</w:t>
             </w:r>
           </w:p>
         </w:tc>
@@ -5558,33 +5142,7 @@
                 <w:i w:val="0"/>
                 <w:sz w:val="18"/>
               </w:rPr>
-              <w:t>NLS-KT (Cơ bản 2): GV chiếu ảnh và video quay qua kính hiển vi về “VI khuẩn có ích trong chế biến thực phẩm” — HS quan sát được thứ mắt thường</w:t>
-            </w:r>
-          </w:p>
-          <w:p>
-            <w:pPr>
-              <w:spacing w:after="0"/>
-            </w:pPr>
-            <w:r>
-              <w:rPr>
-                <w:b w:val="0"/>
-                <w:i w:val="0"/>
-                <w:sz w:val="18"/>
-              </w:rPr>
-              <w:t>AI-NB (Cơ bản 2): GV nhờ công cụ trí tuệ nhân tạo mô tả cách phòng bệnh do vi khuẩn</w:t>
-            </w:r>
-          </w:p>
-          <w:p>
-            <w:pPr>
-              <w:spacing w:after="0"/>
-            </w:pPr>
-            <w:r>
-              <w:rPr>
-                <w:b w:val="0"/>
-                <w:i w:val="0"/>
-                <w:sz w:val="18"/>
-              </w:rPr>
-              <w:t>NLS-AT: Không tự tra mạng để chẩn đoán bệnh hay tự dùng thuốc</w:t>
+              <w:t>NLS-KT (Cơ bản 2): Chiếu ảnh và video quay qua kính hiển vi về “VI khuẩn có ích trong chế biến thực phẩm”.</w:t>
             </w:r>
           </w:p>
         </w:tc>
@@ -5930,33 +5488,7 @@
                 <w:i w:val="0"/>
                 <w:sz w:val="18"/>
               </w:rPr>
-              <w:t>NLS-KT (Cơ bản 2): GV chiếu ảnh và video quay qua kính hiển vi về “VI khuẩn gây bệnh ở người và cách phòng tránh” — HS quan sát được thứ mắt</w:t>
-            </w:r>
-          </w:p>
-          <w:p>
-            <w:pPr>
-              <w:spacing w:after="0"/>
-            </w:pPr>
-            <w:r>
-              <w:rPr>
-                <w:b w:val="0"/>
-                <w:i w:val="0"/>
-                <w:sz w:val="18"/>
-              </w:rPr>
-              <w:t>AI-NB (Cơ bản 2): GV nhờ công cụ trí tuệ nhân tạo mô tả cách phòng bệnh do vi khuẩn</w:t>
-            </w:r>
-          </w:p>
-          <w:p>
-            <w:pPr>
-              <w:spacing w:after="0"/>
-            </w:pPr>
-            <w:r>
-              <w:rPr>
-                <w:b w:val="0"/>
-                <w:i w:val="0"/>
-                <w:sz w:val="18"/>
-              </w:rPr>
-              <w:t>NLS-AT: Không tự tra mạng để chẩn đoán bệnh hay tự dùng thuốc</w:t>
+              <w:t>AI-NB (Nhận biết): Nhờ công cụ trí tuệ nhân tạo mô tả cách phòng bệnh do vi khuẩn.</w:t>
             </w:r>
           </w:p>
           <w:p>
@@ -6316,20 +5848,7 @@
                 <w:i w:val="0"/>
                 <w:sz w:val="18"/>
               </w:rPr>
-              <w:t>NLS-KT (Cơ bản 2): GV chiếu sơ đồ động, video mô phỏng về “Sự hình thành cơ thể người” — quá trình kéo dài nhiều năm được trình bày gọn trong vài</w:t>
-            </w:r>
-          </w:p>
-          <w:p>
-            <w:pPr>
-              <w:spacing w:after="0"/>
-            </w:pPr>
-            <w:r>
-              <w:rPr>
-                <w:b w:val="0"/>
-                <w:i w:val="0"/>
-                <w:sz w:val="18"/>
-              </w:rPr>
-              <w:t>NLS-AT: Không nhập thông tin sức khoẻ cá nhân vào ứng dụng lạ</w:t>
+              <w:t>NLS-KT (Cơ bản 2): Chiếu sơ đồ động, video mô phỏng về “Sự hình thành cơ thể người”.</w:t>
             </w:r>
           </w:p>
           <w:p>
@@ -6573,20 +6092,7 @@
                 <w:i w:val="0"/>
                 <w:sz w:val="18"/>
               </w:rPr>
-              <w:t>NLS-KT (Cơ bản 2): GV chiếu sơ đồ động, video mô phỏng về “Các giai đoạn phát triển chính của con người” — quá trình kéo dài nhiều năm được trình bày</w:t>
-            </w:r>
-          </w:p>
-          <w:p>
-            <w:pPr>
-              <w:spacing w:after="0"/>
-            </w:pPr>
-            <w:r>
-              <w:rPr>
-                <w:b w:val="0"/>
-                <w:i w:val="0"/>
-                <w:sz w:val="18"/>
-              </w:rPr>
-              <w:t>NLS-AT: Không nhập thông tin sức khoẻ cá nhân vào ứng dụng lạ</w:t>
+              <w:t>NLS-KT (Cơ bản 2): Chiếu sơ đồ động, video mô phỏng về “Các giai đoạn phát triển chính của con người”.</w:t>
             </w:r>
           </w:p>
         </w:tc>
@@ -6931,33 +6437,7 @@
                 <w:i w:val="0"/>
                 <w:sz w:val="18"/>
               </w:rPr>
-              <w:t>NLS-AT (Cơ bản 2): Đây là bài gắn trực tiếp với an toàn trên mạng: GV cho HS nhận diện các tình huống nguy hiểm qua môi trường số khi học “Nam</w:t>
-            </w:r>
-          </w:p>
-          <w:p>
-            <w:pPr>
-              <w:spacing w:after="0"/>
-            </w:pPr>
-            <w:r>
-              <w:rPr>
-                <w:b w:val="0"/>
-                <w:i w:val="0"/>
-                <w:sz w:val="18"/>
-              </w:rPr>
-              <w:t>AI-NB (Cơ bản 2): GV nêu: hiện đã có công cụ trí tuệ nhân tạo tạo được ảnh và giọng nói giả rất giống thật</w:t>
-            </w:r>
-          </w:p>
-          <w:p>
-            <w:pPr>
-              <w:spacing w:after="0"/>
-            </w:pPr>
-            <w:r>
-              <w:rPr>
-                <w:b w:val="0"/>
-                <w:i w:val="0"/>
-                <w:sz w:val="18"/>
-              </w:rPr>
-              <w:t>NLS-AT: Tuyệt đối không gửi ảnh riêng tư cho bất kì ai, kể cả người xưng là bạn quen</w:t>
+              <w:t>NLS-AT (Cơ bản 2): Đây là bài gắn trực tiếp với an toàn trên mạng.</w:t>
             </w:r>
           </w:p>
         </w:tc>
@@ -7188,33 +6668,7 @@
                 <w:i w:val="0"/>
                 <w:sz w:val="18"/>
               </w:rPr>
-              <w:t>NLS-AT (Cơ bản 2): Đây là bài gắn trực tiếp với an toàn trên mạng: GV cho HS nhận diện các tình huống nguy hiểm qua môi trường số khi học “Chăm</w:t>
-            </w:r>
-          </w:p>
-          <w:p>
-            <w:pPr>
-              <w:spacing w:after="0"/>
-            </w:pPr>
-            <w:r>
-              <w:rPr>
-                <w:b w:val="0"/>
-                <w:i w:val="0"/>
-                <w:sz w:val="18"/>
-              </w:rPr>
-              <w:t>AI-NB (Cơ bản 2): GV nêu: hiện đã có công cụ trí tuệ nhân tạo tạo được ảnh và giọng nói giả rất giống thật</w:t>
-            </w:r>
-          </w:p>
-          <w:p>
-            <w:pPr>
-              <w:spacing w:after="0"/>
-            </w:pPr>
-            <w:r>
-              <w:rPr>
-                <w:b w:val="0"/>
-                <w:i w:val="0"/>
-                <w:sz w:val="18"/>
-              </w:rPr>
-              <w:t>NLS-AT: Tuyệt đối không gửi ảnh riêng tư cho bất kì ai, kể cả người xưng là bạn quen</w:t>
+              <w:t>AI-NB (Nhận biết): Nêu: hiện đã có công cụ trí tuệ nhân tạo tạo được ảnh.</w:t>
             </w:r>
           </w:p>
           <w:p>
@@ -7701,33 +7155,7 @@
                 <w:i w:val="0"/>
                 <w:sz w:val="18"/>
               </w:rPr>
-              <w:t>NLS-AT (Cơ bản 2): Đây là bài gắn trực tiếp với an toàn trên mạng: GV cho HS nhận diện các tình huống nguy hiểm qua môi trường số khi học “Phòng</w:t>
-            </w:r>
-          </w:p>
-          <w:p>
-            <w:pPr>
-              <w:spacing w:after="0"/>
-            </w:pPr>
-            <w:r>
-              <w:rPr>
-                <w:b w:val="0"/>
-                <w:i w:val="0"/>
-                <w:sz w:val="18"/>
-              </w:rPr>
-              <w:t>AI-NB (Cơ bản 2): GV nêu: hiện đã có công cụ trí tuệ nhân tạo tạo được ảnh và giọng nói giả rất giống thật</w:t>
-            </w:r>
-          </w:p>
-          <w:p>
-            <w:pPr>
-              <w:spacing w:after="0"/>
-            </w:pPr>
-            <w:r>
-              <w:rPr>
-                <w:b w:val="0"/>
-                <w:i w:val="0"/>
-                <w:sz w:val="18"/>
-              </w:rPr>
-              <w:t>NLS-AT: Tuyệt đối không gửi ảnh riêng tư cho bất kì ai, kể cả người xưng là bạn quen</w:t>
+              <w:t>NLS-AT (Cơ bản 2): Đây là bài gắn trực tiếp với an toàn trên mạng.</w:t>
             </w:r>
           </w:p>
         </w:tc>
@@ -8304,33 +7732,7 @@
                 <w:i w:val="0"/>
                 <w:sz w:val="18"/>
               </w:rPr>
-              <w:t>NLS-KT (Cơ bản 2): GV chiếu ảnh vệ tinh chụp cùng một khu vực ở hai thời điểm cách nhau nhiều năm để HS thấy rừng bị thu hẹp</w:t>
-            </w:r>
-          </w:p>
-          <w:p>
-            <w:pPr>
-              <w:spacing w:after="0"/>
-            </w:pPr>
-            <w:r>
-              <w:rPr>
-                <w:b w:val="0"/>
-                <w:i w:val="0"/>
-                <w:sz w:val="18"/>
-              </w:rPr>
-              <w:t>NLS-ST (Cơ bản 2): HS làm một sản phẩm số nhỏ tuyên truyền bảo vệ môi trường: áp phích, trang trình chiếu hoặc đoạn ghi âm lời kêu gọi</w:t>
-            </w:r>
-          </w:p>
-          <w:p>
-            <w:pPr>
-              <w:spacing w:after="0"/>
-            </w:pPr>
-            <w:r>
-              <w:rPr>
-                <w:b w:val="0"/>
-                <w:i w:val="0"/>
-                <w:sz w:val="18"/>
-              </w:rPr>
-              <w:t>NLS-AT: Ảnh và tin về thiên tai, ô nhiễm trên mạng có khi là ảnh cũ chụp nơi khác</w:t>
+              <w:t>NLS-KT (Cơ bản 2): Chiếu ảnh vệ tinh chụp cùng một khu vực ở hai thời điểm cách nhau nhiều năm.</w:t>
             </w:r>
           </w:p>
           <w:p>
@@ -8688,33 +8090,7 @@
                 <w:i w:val="0"/>
                 <w:sz w:val="18"/>
               </w:rPr>
-              <w:t>NLS-KT (Cơ bản 2): GV chiếu ảnh vệ tinh chụp cùng một khu vực ở hai thời điểm cách nhau nhiều năm để HS thấy rừng bị thu hẹp</w:t>
-            </w:r>
-          </w:p>
-          <w:p>
-            <w:pPr>
-              <w:spacing w:after="0"/>
-            </w:pPr>
-            <w:r>
-              <w:rPr>
-                <w:b w:val="0"/>
-                <w:i w:val="0"/>
-                <w:sz w:val="18"/>
-              </w:rPr>
-              <w:t>NLS-ST (Cơ bản 2): HS làm một sản phẩm số nhỏ tuyên truyền bảo vệ môi trường: áp phích, trang trình chiếu hoặc đoạn ghi âm lời kêu gọi</w:t>
-            </w:r>
-          </w:p>
-          <w:p>
-            <w:pPr>
-              <w:spacing w:after="0"/>
-            </w:pPr>
-            <w:r>
-              <w:rPr>
-                <w:b w:val="0"/>
-                <w:i w:val="0"/>
-                <w:sz w:val="18"/>
-              </w:rPr>
-              <w:t>NLS-AT: Ảnh và tin về thiên tai, ô nhiễm trên mạng có khi là ảnh cũ chụp nơi khác</w:t>
+              <w:t>NLS-ST (Cơ bản 2): HS làm một sản phẩm số nhỏ tuyên truyền bảo vệ môi trường: áp phích, trang trình chiếu hoặc đoạn ghi âm lời kêu gọi.</w:t>
             </w:r>
           </w:p>
           <w:p>

--- a/assets/docs/lop5/Khoa hoc - Lop 5.docx
+++ b/assets/docs/lop5/Khoa hoc - Lop 5.docx
@@ -585,7 +585,7 @@
                 <w:i w:val="0"/>
                 <w:sz w:val="20"/>
               </w:rPr>
-              <w:t>Bài 1: Thành phần và vai trò của đất đối với cây trồng (tiết 1)</w:t>
+              <w:t>Bài 1. Thành phần và vai trò của đất đối với cây trồng (Tiết 1)</w:t>
             </w:r>
           </w:p>
         </w:tc>
@@ -624,7 +624,7 @@
                 <w:i w:val="0"/>
                 <w:sz w:val="18"/>
               </w:rPr>
-              <w:t>NLS-KT (Cơ bản 2): Mở video thí nghiệm thả cục đất vào cốc nước thấy bọt khí, đun đất thấy hơi nước.</w:t>
+              <w:t>Năng lực số 1.1 CB2c: HS quan sát ảnh chụp lát cắt đất trên màn hình và gọi tên được các thành phần của đất</w:t>
             </w:r>
           </w:p>
         </w:tc>
@@ -700,7 +700,7 @@
                 <w:i w:val="0"/>
                 <w:sz w:val="20"/>
               </w:rPr>
-              <w:t>Bài 1: Thành phần và vai trò của đất đối với cây trồng (tiết 2)</w:t>
+              <w:t>Bài 1. Thành phần và vai trò của đất đối với cây trồng (Tiết 2)</w:t>
             </w:r>
           </w:p>
         </w:tc>
@@ -739,6 +739,7 @@
                 <w:i w:val="0"/>
                 <w:sz w:val="18"/>
               </w:rPr>
+              <w:t>Năng lực số 1.1 CB2c: HS quan sát ảnh chụp lát cắt đất trên màn hình và gọi tên được các thành phần của đất</w:t>
             </w:r>
           </w:p>
         </w:tc>
@@ -816,7 +817,7 @@
                 <w:i w:val="0"/>
                 <w:sz w:val="20"/>
               </w:rPr>
-              <w:t>Bài 2: Ô nhiễm, xói mòn đất và bảo vệ môi trường đất (tiết 1)</w:t>
+              <w:t>Bài 2. Ô nhiễm, xói mòn đất và bảo vệ môi trường đất (Tiết 1)</w:t>
             </w:r>
           </w:p>
         </w:tc>
@@ -855,7 +856,7 @@
                 <w:i w:val="0"/>
                 <w:sz w:val="18"/>
               </w:rPr>
-              <w:t>NLS-ST (Cơ bản 2): Nhóm làm một áp phích hoặc trang trình chiếu ngắn về phân loại rác thải sinh hoạt tại gia đình.</w:t>
+              <w:t>Năng lực số 1.1 CB2c: HS đọc được sự thay đổi của môi trường qua ảnh vệ tinh chụp nhiều thời điểm</w:t>
             </w:r>
           </w:p>
           <w:p>
@@ -944,7 +945,7 @@
                 <w:i w:val="0"/>
                 <w:sz w:val="20"/>
               </w:rPr>
-              <w:t>Bài 2: Ô nhiễm, xói mòn đất và bảo vệ môi trường đất (tiết 2)</w:t>
+              <w:t>Bài 2. Ô nhiễm, xói mòn đất và bảo vệ môi trường đất (Tiết 2)</w:t>
             </w:r>
           </w:p>
         </w:tc>
@@ -983,6 +984,7 @@
                 <w:i w:val="0"/>
                 <w:sz w:val="18"/>
               </w:rPr>
+              <w:t>Năng lực số 1.1 CB2c: HS đọc được sự thay đổi của môi trường qua ảnh vệ tinh chụp nhiều thời điểm</w:t>
             </w:r>
           </w:p>
         </w:tc>
@@ -1060,7 +1062,7 @@
                 <w:i w:val="0"/>
                 <w:sz w:val="20"/>
               </w:rPr>
-              <w:t>Bài 2: Ô nhiễm, xói mòn đất và bảo vệ môi trường đất (tiết 3)</w:t>
+              <w:t>Bài 2. Ô nhiễm, xói mòn đất và bảo vệ môi trường đất (Tiết 3)</w:t>
             </w:r>
           </w:p>
         </w:tc>
@@ -1174,7 +1176,7 @@
                 <w:i w:val="0"/>
                 <w:sz w:val="20"/>
               </w:rPr>
-              <w:t>Bài 3: Hỗn hợp và dung dịch (tiết 1)</w:t>
+              <w:t>Bài 3. Hỗn hợp và dung dịch (Tiết 1)</w:t>
             </w:r>
           </w:p>
         </w:tc>
@@ -1213,7 +1215,7 @@
                 <w:i w:val="0"/>
                 <w:sz w:val="18"/>
               </w:rPr>
-              <w:t>NLS-KT (Cơ bản 2): Ở bài “Hỗn hợp và dung dịch”, GV chiếu mô phỏng phóng to các hạt trong nước đường, nước muối so với.</w:t>
+              <w:t>NLS: Năng lực số 5.1 CB2a: HS quan sát mô phỏng ở cấp độ hạt</w:t>
             </w:r>
           </w:p>
         </w:tc>
@@ -1291,7 +1293,7 @@
                 <w:i w:val="0"/>
                 <w:sz w:val="20"/>
               </w:rPr>
-              <w:t>Bài 3: Hỗn hợp và dung dịch (tiết 2)</w:t>
+              <w:t>Bài 3. Hỗn hợp và dung dịch (Tiết 2)</w:t>
             </w:r>
           </w:p>
         </w:tc>
@@ -1324,6 +1326,19 @@
               <w:spacing w:after="0"/>
             </w:pPr>
             <w:r/>
+            <w:r>
+              <w:rPr>
+                <w:b w:val="0"/>
+                <w:i w:val="0"/>
+                <w:sz w:val="18"/>
+              </w:rPr>
+              <w:t>NLS: Năng lực số 5.1 CB2a: HS quan sát mô phỏng ở cấp độ hạt</w:t>
+            </w:r>
+          </w:p>
+          <w:p>
+            <w:pPr>
+              <w:spacing w:after="0"/>
+            </w:pPr>
             <w:r>
               <w:rPr>
                 <w:b w:val="0"/>
@@ -1406,7 +1421,7 @@
                 <w:i w:val="0"/>
                 <w:sz w:val="20"/>
               </w:rPr>
-              <w:t>Bài 4: Đặc điểm của chất ở trạng thái rắn, lỏng, khí; sự biến đổi trạng thái của chất (Tiết 1)</w:t>
+              <w:t>Bài 4. Đặc điểm của chất ở trạng thái rắn, lỏng, khí. Sự biến đổi trạng thái của chất (Tiết 1)</w:t>
             </w:r>
           </w:p>
         </w:tc>
@@ -1445,7 +1460,7 @@
                 <w:i w:val="0"/>
                 <w:sz w:val="18"/>
               </w:rPr>
-              <w:t>NLS-GQVĐ (Cơ bản 2): Chiếu mô phỏng chuyển động của các hạt ở thể rắn.</w:t>
+              <w:t>NLS: Năng lực số 5.1 CB2a: HS quan sát mô phỏng ở cấp độ hạt</w:t>
             </w:r>
           </w:p>
         </w:tc>
@@ -1523,7 +1538,7 @@
                 <w:i w:val="0"/>
                 <w:sz w:val="20"/>
               </w:rPr>
-              <w:t>Bài 4: Đặc điểm của chất ở trạng thái rắn, lỏng, khí; sự biến đổi trạng thái của chất (Tiết 2)</w:t>
+              <w:t>Bài 4. Đặc điểm của chất ở trạng thái rắn, lỏng, khí. Sự biến đổi trạng thái của chất (Tiết 2)</w:t>
             </w:r>
           </w:p>
         </w:tc>
@@ -1562,6 +1577,7 @@
                 <w:i w:val="0"/>
                 <w:sz w:val="18"/>
               </w:rPr>
+              <w:t>NLS: Năng lực số 5.1 CB2a: HS quan sát mô phỏng ở cấp độ hạt</w:t>
             </w:r>
           </w:p>
         </w:tc>
@@ -1637,7 +1653,7 @@
                 <w:i w:val="0"/>
                 <w:sz w:val="20"/>
               </w:rPr>
-              <w:t>Bài 5: Sự biến đổi hoá học của chất (tiết 1)</w:t>
+              <w:t>Bài 5. Sự biến đổi hoá học của chất (Tiết 1)</w:t>
             </w:r>
           </w:p>
         </w:tc>
@@ -1676,7 +1692,7 @@
                 <w:i w:val="0"/>
                 <w:sz w:val="18"/>
               </w:rPr>
-              <w:t>NLS-GQVĐ (Cơ bản 2): Chiếu mô phỏng chuyển động của các hạt ở thể rắn.</w:t>
+              <w:t>NLS: Năng lực số 5.1 CB2a: HS quan sát mô phỏng ở cấp độ hạt</w:t>
             </w:r>
           </w:p>
         </w:tc>
@@ -1754,7 +1770,7 @@
                 <w:i w:val="0"/>
                 <w:sz w:val="20"/>
               </w:rPr>
-              <w:t>Bài 5: Sự biến đổi hoá học của chất (tiết 2)</w:t>
+              <w:t>Bài 5. Sự biến đổi hoá học của chất (Tiết 2)</w:t>
             </w:r>
           </w:p>
         </w:tc>
@@ -1787,6 +1803,19 @@
               <w:spacing w:after="0"/>
             </w:pPr>
             <w:r/>
+            <w:r>
+              <w:rPr>
+                <w:b w:val="0"/>
+                <w:i w:val="0"/>
+                <w:sz w:val="18"/>
+              </w:rPr>
+              <w:t>NLS: Năng lực số 5.1 CB2a: HS quan sát mô phỏng ở cấp độ hạt</w:t>
+            </w:r>
+          </w:p>
+          <w:p>
+            <w:pPr>
+              <w:spacing w:after="0"/>
+            </w:pPr>
             <w:r>
               <w:rPr>
                 <w:b w:val="0"/>
@@ -1869,7 +1898,7 @@
                 <w:i w:val="0"/>
                 <w:sz w:val="20"/>
               </w:rPr>
-              <w:t>Bài 6: Ôn tập chủ đề chất</w:t>
+              <w:t>Bài 6. Ôn tập chủ đề Chất</w:t>
             </w:r>
           </w:p>
         </w:tc>
@@ -1985,7 +2014,7 @@
                 <w:i w:val="0"/>
                 <w:sz w:val="20"/>
               </w:rPr>
-              <w:t>Bài 7: Vai trò của năng lượng (Tiết 1)</w:t>
+              <w:t>Bài 7. Vai trò của năng lượng (Tiết 1)</w:t>
             </w:r>
           </w:p>
         </w:tc>
@@ -2024,7 +2053,7 @@
                 <w:i w:val="0"/>
                 <w:sz w:val="18"/>
               </w:rPr>
-              <w:t>NLS-KT (Cơ bản 2): HS đọc chỉ số công tơ điện hoặc hoá đơn tiền điện nhà mình, nhập vào bảng tính để so sánh mức.</w:t>
+              <w:t>NLS: Năng lực số 5.1 CB2a: HS lắp thử mạch điện trên phần mềm mô phỏng</w:t>
             </w:r>
           </w:p>
           <w:p>
@@ -2113,7 +2142,7 @@
                 <w:i w:val="0"/>
                 <w:sz w:val="20"/>
               </w:rPr>
-              <w:t>Bài 7: Vai trò của năng lượng (Tiết 2)</w:t>
+              <w:t>Bài 7. Vai trò của năng lượng (Tiết 2)</w:t>
             </w:r>
           </w:p>
         </w:tc>
@@ -2152,6 +2181,7 @@
                 <w:i w:val="0"/>
                 <w:sz w:val="18"/>
               </w:rPr>
+              <w:t>NLS: Năng lực số 5.1 CB2a: HS lắp thử mạch điện trên phần mềm mô phỏng</w:t>
             </w:r>
           </w:p>
         </w:tc>
@@ -2229,7 +2259,7 @@
                 <w:i w:val="0"/>
                 <w:sz w:val="20"/>
               </w:rPr>
-              <w:t>Bài 8: Sử dụng năng lượng điện (Tiết 1)</w:t>
+              <w:t>Bài 8. Sử dụng năng lượng điện (Tiết 1)</w:t>
             </w:r>
           </w:p>
         </w:tc>
@@ -2268,7 +2298,7 @@
                 <w:i w:val="0"/>
                 <w:sz w:val="18"/>
               </w:rPr>
-              <w:t>NLS-GQVĐ (Cơ bản 2): Dùng phần mềm mô phỏng mạch điện.</w:t>
+              <w:t>NLS: Năng lực số 5.1 CB2a: HS lắp thử mạch điện trên phần mềm mô phỏng</w:t>
             </w:r>
           </w:p>
           <w:p>
@@ -2357,7 +2387,7 @@
                 <w:i w:val="0"/>
                 <w:sz w:val="20"/>
               </w:rPr>
-              <w:t>Bài 8: Sử dụng năng lượng điện (Tiết 2)</w:t>
+              <w:t>Bài 8. Sử dụng năng lượng điện (Tiết 2)</w:t>
             </w:r>
           </w:p>
         </w:tc>
@@ -2396,6 +2426,7 @@
                 <w:i w:val="0"/>
                 <w:sz w:val="18"/>
               </w:rPr>
+              <w:t>NLS: Năng lực số 5.1 CB2a: HS lắp thử mạch điện trên phần mềm mô phỏng</w:t>
             </w:r>
           </w:p>
         </w:tc>
@@ -2454,7 +2485,7 @@
                 <w:i w:val="0"/>
                 <w:sz w:val="20"/>
               </w:rPr>
-              <w:t>Chủ đề 2: NĂNG LƯỢNG</w:t>
+              <w:t>Ôn tập, kiểm tra, đánh giá</w:t>
             </w:r>
           </w:p>
         </w:tc>
@@ -2473,7 +2504,7 @@
                 <w:i w:val="0"/>
                 <w:sz w:val="20"/>
               </w:rPr>
-              <w:t>Bài 9: Mạch điện đơn giản. Vật dẫn điện và vật cách điện (tiết 1)</w:t>
+              <w:t>Ôn tập giữa học kì I</w:t>
             </w:r>
           </w:p>
         </w:tc>
@@ -2493,7 +2524,7 @@
                 <w:i w:val="0"/>
                 <w:sz w:val="20"/>
               </w:rPr>
-              <w:t>Tiết 17 (2 tiết)</w:t>
+              <w:t>Tiết 17 (1 tiết)</w:t>
             </w:r>
           </w:p>
         </w:tc>
@@ -2512,20 +2543,6 @@
                 <w:i w:val="0"/>
                 <w:sz w:val="18"/>
               </w:rPr>
-              <w:t>STEM: Mạch điện đơn giản (Khoa học – Công nghệ) — dạy thay cho tiết này.</w:t>
-            </w:r>
-          </w:p>
-          <w:p>
-            <w:pPr>
-              <w:spacing w:after="0"/>
-            </w:pPr>
-            <w:r>
-              <w:rPr>
-                <w:b w:val="0"/>
-                <w:i w:val="0"/>
-                <w:sz w:val="18"/>
-              </w:rPr>
-              <w:t>KNS: KN an toàn khi thực hành: làm đúng hướng dẫn, không tự ý thử nghiệm nguy hiểm.</w:t>
             </w:r>
           </w:p>
         </w:tc>
@@ -2601,7 +2618,7 @@
                 <w:i w:val="0"/>
                 <w:sz w:val="20"/>
               </w:rPr>
-              <w:t>Bài 9: Mạch điện đơn giản. Vật dẫn điện và vật cách điện (tiết 2)</w:t>
+              <w:t>Kiểm tra định kì giữa học kì I</w:t>
             </w:r>
           </w:p>
         </w:tc>
@@ -2621,7 +2638,7 @@
                 <w:i w:val="0"/>
                 <w:sz w:val="20"/>
               </w:rPr>
-              <w:t>Tiết 18</w:t>
+              <w:t>Tiết 18 (1 tiết)</w:t>
             </w:r>
           </w:p>
         </w:tc>
@@ -2640,7 +2657,6 @@
                 <w:i w:val="0"/>
                 <w:sz w:val="18"/>
               </w:rPr>
-              <w:t>NLS-KT (Cơ bản 2): HS đọc chỉ số công tơ điện hoặc hoá đơn tiền điện nhà mình, nhập vào bảng tính để so sánh mức.</w:t>
             </w:r>
           </w:p>
         </w:tc>
@@ -2718,7 +2734,7 @@
                 <w:i w:val="0"/>
                 <w:sz w:val="20"/>
               </w:rPr>
-              <w:t>Ôn tập giữa HK1</w:t>
+              <w:t>Bài 9. Mạch điện đơn giản. Vật dẫn điện và vật cách điện (Tiết 1)</w:t>
             </w:r>
           </w:p>
         </w:tc>
@@ -2738,7 +2754,7 @@
                 <w:i w:val="0"/>
                 <w:sz w:val="20"/>
               </w:rPr>
-              <w:t>Tiết 19 (1 tiết)</w:t>
+              <w:t>Tiết 19 (2 tiết)</w:t>
             </w:r>
           </w:p>
         </w:tc>
@@ -2757,6 +2773,33 @@
                 <w:i w:val="0"/>
                 <w:sz w:val="18"/>
               </w:rPr>
+              <w:t>NLS: Năng lực số 5.1 CB2a: HS lắp thử mạch điện trên phần mềm mô phỏng</w:t>
+            </w:r>
+          </w:p>
+          <w:p>
+            <w:pPr>
+              <w:spacing w:after="0"/>
+            </w:pPr>
+            <w:r>
+              <w:rPr>
+                <w:b w:val="0"/>
+                <w:i w:val="0"/>
+                <w:sz w:val="18"/>
+              </w:rPr>
+              <w:t>STEM: Mạch điện đơn giản (Khoa học – Công nghệ) — dạy thay cho tiết này.</w:t>
+            </w:r>
+          </w:p>
+          <w:p>
+            <w:pPr>
+              <w:spacing w:after="0"/>
+            </w:pPr>
+            <w:r>
+              <w:rPr>
+                <w:b w:val="0"/>
+                <w:i w:val="0"/>
+                <w:sz w:val="18"/>
+              </w:rPr>
+              <w:t>KNS: KN an toàn khi thực hành: làm đúng hướng dẫn, không tự ý thử nghiệm nguy hiểm.</w:t>
             </w:r>
           </w:p>
         </w:tc>
@@ -2832,7 +2875,7 @@
                 <w:i w:val="0"/>
                 <w:sz w:val="20"/>
               </w:rPr>
-              <w:t>Bài 10: Năng lượng chất đốt (tiết 1)</w:t>
+              <w:t>Bài 9. Mạch điện đơn giản. Vật dẫn điện và vật cách điện (Tiết 2)</w:t>
             </w:r>
           </w:p>
         </w:tc>
@@ -2852,7 +2895,7 @@
                 <w:i w:val="0"/>
                 <w:sz w:val="20"/>
               </w:rPr>
-              <w:t>Tiết 20 (2 tiết)</w:t>
+              <w:t>Tiết 20</w:t>
             </w:r>
           </w:p>
         </w:tc>
@@ -2871,20 +2914,7 @@
                 <w:i w:val="0"/>
                 <w:sz w:val="18"/>
               </w:rPr>
-              <w:t>NLS-GQVĐ (Cơ bản 2): Dùng phần mềm mô phỏng mạch điện.</w:t>
-            </w:r>
-          </w:p>
-          <w:p>
-            <w:pPr>
-              <w:spacing w:after="0"/>
-            </w:pPr>
-            <w:r>
-              <w:rPr>
-                <w:b w:val="0"/>
-                <w:i w:val="0"/>
-                <w:sz w:val="18"/>
-              </w:rPr>
-              <w:t>KNS: KN sử dụng tiết kiệm tài nguyên, năng lượng trong sinh hoạt hằng ngày.</w:t>
+              <w:t>NLS: Năng lực số 5.1 CB2a: HS lắp thử mạch điện trên phần mềm mô phỏng</w:t>
             </w:r>
           </w:p>
         </w:tc>
@@ -2962,7 +2992,7 @@
                 <w:i w:val="0"/>
                 <w:sz w:val="20"/>
               </w:rPr>
-              <w:t>Bài 10: Năng lượng chất đốt (tiết 2)</w:t>
+              <w:t>Bài 10. Năng lượng chất đốt (Tiết 1)</w:t>
             </w:r>
           </w:p>
         </w:tc>
@@ -2982,7 +3012,7 @@
                 <w:i w:val="0"/>
                 <w:sz w:val="20"/>
               </w:rPr>
-              <w:t>Tiết 21</w:t>
+              <w:t>Tiết 21 (2 tiết)</w:t>
             </w:r>
           </w:p>
         </w:tc>
@@ -3001,6 +3031,20 @@
                 <w:i w:val="0"/>
                 <w:sz w:val="18"/>
               </w:rPr>
+              <w:t>NLS: Năng lực số 5.1 CB2a: HS lắp thử mạch điện trên phần mềm mô phỏng</w:t>
+            </w:r>
+          </w:p>
+          <w:p>
+            <w:pPr>
+              <w:spacing w:after="0"/>
+            </w:pPr>
+            <w:r>
+              <w:rPr>
+                <w:b w:val="0"/>
+                <w:i w:val="0"/>
+                <w:sz w:val="18"/>
+              </w:rPr>
+              <w:t>KNS: KN sử dụng tiết kiệm tài nguyên, năng lượng trong sinh hoạt hằng ngày.</w:t>
             </w:r>
           </w:p>
         </w:tc>
@@ -3076,7 +3120,7 @@
                 <w:i w:val="0"/>
                 <w:sz w:val="20"/>
               </w:rPr>
-              <w:t>Bài 11: Sử dụng năng lượng mặt trời, năng lượng gió, năng lượng nước chảy (Tiết 1)</w:t>
+              <w:t>Bài 10. Năng lượng chất đốt (Tiết 2)</w:t>
             </w:r>
           </w:p>
         </w:tc>
@@ -3096,7 +3140,7 @@
                 <w:i w:val="0"/>
                 <w:sz w:val="20"/>
               </w:rPr>
-              <w:t>Tiết 22 (3 tiết)</w:t>
+              <w:t>Tiết 22</w:t>
             </w:r>
           </w:p>
         </w:tc>
@@ -3115,20 +3159,7 @@
                 <w:i w:val="0"/>
                 <w:sz w:val="18"/>
               </w:rPr>
-              <w:t>NLS-KT (Cơ bản 2): HS đọc chỉ số công tơ điện hoặc hoá đơn tiền điện nhà mình, nhập vào bảng tính để so sánh mức.</w:t>
-            </w:r>
-          </w:p>
-          <w:p>
-            <w:pPr>
-              <w:spacing w:after="0"/>
-            </w:pPr>
-            <w:r>
-              <w:rPr>
-                <w:b w:val="0"/>
-                <w:i w:val="0"/>
-                <w:sz w:val="18"/>
-              </w:rPr>
-              <w:t>KNS: KN sử dụng tiết kiệm tài nguyên, năng lượng trong sinh hoạt hằng ngày.</w:t>
+              <w:t>NLS: Năng lực số 5.1 CB2a: HS lắp thử mạch điện trên phần mềm mô phỏng</w:t>
             </w:r>
           </w:p>
         </w:tc>
@@ -3206,7 +3237,7 @@
                 <w:i w:val="0"/>
                 <w:sz w:val="20"/>
               </w:rPr>
-              <w:t>Bài 11: Sử dụng năng lượng mặt trời, năng lượng gió, năng lượng nước chảy (Tiết 2)</w:t>
+              <w:t>Bài 11. Sử dụng năng lượng mặt trời, năng lượng gió, năng lượng nước chảy (Tiết 1)</w:t>
             </w:r>
           </w:p>
         </w:tc>
@@ -3226,7 +3257,7 @@
                 <w:i w:val="0"/>
                 <w:sz w:val="20"/>
               </w:rPr>
-              <w:t>Tiết 23</w:t>
+              <w:t>Tiết 23 (3 tiết)</w:t>
             </w:r>
           </w:p>
         </w:tc>
@@ -3245,7 +3276,20 @@
                 <w:i w:val="0"/>
                 <w:sz w:val="18"/>
               </w:rPr>
-              <w:t>STEM: Mô hình thuyền buồm (Khoa học – Công nghệ) — dạy thay cho tiết này.</w:t>
+              <w:t>NLS: Năng lực số 5.1 CB2a: HS lắp thử mạch điện trên phần mềm mô phỏng</w:t>
+            </w:r>
+          </w:p>
+          <w:p>
+            <w:pPr>
+              <w:spacing w:after="0"/>
+            </w:pPr>
+            <w:r>
+              <w:rPr>
+                <w:b w:val="0"/>
+                <w:i w:val="0"/>
+                <w:sz w:val="18"/>
+              </w:rPr>
+              <w:t>KNS: KN sử dụng tiết kiệm tài nguyên, năng lượng trong sinh hoạt hằng ngày.</w:t>
             </w:r>
           </w:p>
         </w:tc>
@@ -3321,7 +3365,7 @@
                 <w:i w:val="0"/>
                 <w:sz w:val="20"/>
               </w:rPr>
-              <w:t>Bài 11: Sử dụng năng lượng mặt trời, năng lượng gió, năng lượng nước chảy (Tiết 3)</w:t>
+              <w:t>Bài 11. Sử dụng năng lượng mặt trời, năng lượng gió, năng lượng nước chảy (Tiết 2)</w:t>
             </w:r>
           </w:p>
         </w:tc>
@@ -3360,6 +3404,20 @@
                 <w:i w:val="0"/>
                 <w:sz w:val="18"/>
               </w:rPr>
+              <w:t>NLS: Năng lực số 5.1 CB2a: HS lắp thử mạch điện trên phần mềm mô phỏng</w:t>
+            </w:r>
+          </w:p>
+          <w:p>
+            <w:pPr>
+              <w:spacing w:after="0"/>
+            </w:pPr>
+            <w:r>
+              <w:rPr>
+                <w:b w:val="0"/>
+                <w:i w:val="0"/>
+                <w:sz w:val="18"/>
+              </w:rPr>
+              <w:t>STEM: Mô hình thuyền buồm (Khoa học – Công nghệ) — dạy thay cho tiết này.</w:t>
             </w:r>
           </w:p>
         </w:tc>
@@ -3437,7 +3495,7 @@
                 <w:i w:val="0"/>
                 <w:sz w:val="20"/>
               </w:rPr>
-              <w:t>Bài 12: Ôn tập chủ đề năng lượng</w:t>
+              <w:t>Bài 11. Sử dụng năng lượng mặt trời, năng lượng gió, năng lượng nước chảy (Tiết 3)</w:t>
             </w:r>
           </w:p>
         </w:tc>
@@ -3457,7 +3515,7 @@
                 <w:i w:val="0"/>
                 <w:sz w:val="20"/>
               </w:rPr>
-              <w:t>Tiết 25 (1 tiết)</w:t>
+              <w:t>Tiết 25</w:t>
             </w:r>
           </w:p>
         </w:tc>
@@ -3533,7 +3591,6 @@
                 <w:i w:val="0"/>
                 <w:sz w:val="20"/>
               </w:rPr>
-              <w:t>Chủ đề 3: THỰC VẬT VÀ ĐỘNG VẬT</w:t>
             </w:r>
           </w:p>
         </w:tc>
@@ -3552,7 +3609,7 @@
                 <w:i w:val="0"/>
                 <w:sz w:val="20"/>
               </w:rPr>
-              <w:t>Bài 13: Sinh sản của thực vật có hoa (Tiết 1)</w:t>
+              <w:t>Bài 12. Ôn tập chủ đề Năng lượng</w:t>
             </w:r>
           </w:p>
         </w:tc>
@@ -3572,7 +3629,7 @@
                 <w:i w:val="0"/>
                 <w:sz w:val="20"/>
               </w:rPr>
-              <w:t>Tiết 26 (2 tiết)</w:t>
+              <w:t>Tiết 26 (1 tiết)</w:t>
             </w:r>
           </w:p>
         </w:tc>
@@ -3591,7 +3648,6 @@
                 <w:i w:val="0"/>
                 <w:sz w:val="18"/>
               </w:rPr>
-              <w:t>NLS-ST (Cơ bản 2): HS chụp ảnh theo dõi cây trồng hoặc vật nuôi qua từng ngày.</w:t>
             </w:r>
           </w:p>
         </w:tc>
@@ -3669,7 +3725,7 @@
                 <w:i w:val="0"/>
                 <w:sz w:val="20"/>
               </w:rPr>
-              <w:t>Bài 13: Sinh sản của thực vật có hoa (Tiết 2)</w:t>
+              <w:t>Bài 13. Sinh sản của thực vật có hoa (Tiết 1)</w:t>
             </w:r>
           </w:p>
         </w:tc>
@@ -3689,7 +3745,7 @@
                 <w:i w:val="0"/>
                 <w:sz w:val="20"/>
               </w:rPr>
-              <w:t>Tiết 27</w:t>
+              <w:t>Tiết 27 (2 tiết)</w:t>
             </w:r>
           </w:p>
         </w:tc>
@@ -3708,6 +3764,7 @@
                 <w:i w:val="0"/>
                 <w:sz w:val="18"/>
               </w:rPr>
+              <w:t>Năng lực số 1.2 CB2a: HS kiểm chứng được kết quả nhận diện của ứng dụng bằng đặc điểm trong SGK</w:t>
             </w:r>
           </w:p>
         </w:tc>
@@ -3783,7 +3840,7 @@
                 <w:i w:val="0"/>
                 <w:sz w:val="20"/>
               </w:rPr>
-              <w:t>Bài 14: Sự phát triển của cây con (Tiết 1)</w:t>
+              <w:t>Bài 13. Sinh sản của thực vật có hoa (Tiết 2)</w:t>
             </w:r>
           </w:p>
         </w:tc>
@@ -3803,7 +3860,7 @@
                 <w:i w:val="0"/>
                 <w:sz w:val="20"/>
               </w:rPr>
-              <w:t>Tiết 28 (3 tiết)</w:t>
+              <w:t>Tiết 28</w:t>
             </w:r>
           </w:p>
         </w:tc>
@@ -3822,20 +3879,7 @@
                 <w:i w:val="0"/>
                 <w:sz w:val="18"/>
               </w:rPr>
-              <w:t>NLS-KT (Cơ bản 2): Chiếu video tua nhanh về “Sự phát triển của cây con- tiết 1”.</w:t>
-            </w:r>
-          </w:p>
-          <w:p>
-            <w:pPr>
-              <w:spacing w:after="0"/>
-            </w:pPr>
-            <w:r>
-              <w:rPr>
-                <w:b w:val="0"/>
-                <w:i w:val="0"/>
-                <w:sz w:val="18"/>
-              </w:rPr>
-              <w:t>STEM: Trồng cây không cần hạt (Khoa học – Công nghệ) — dạy thay cho tiết này.</w:t>
+              <w:t>Năng lực số 1.2 CB2a: HS kiểm chứng được kết quả nhận diện của ứng dụng bằng đặc điểm trong SGK</w:t>
             </w:r>
           </w:p>
         </w:tc>
@@ -3913,7 +3957,7 @@
                 <w:i w:val="0"/>
                 <w:sz w:val="20"/>
               </w:rPr>
-              <w:t>Bài 14: Sự phát triển của cây con (Tiết 2)</w:t>
+              <w:t>Bài 14. Sự phát triển của cây con (Tiết 1)</w:t>
             </w:r>
           </w:p>
         </w:tc>
@@ -3933,7 +3977,7 @@
                 <w:i w:val="0"/>
                 <w:sz w:val="20"/>
               </w:rPr>
-              <w:t>Tiết 29</w:t>
+              <w:t>Tiết 29 (3 tiết)</w:t>
             </w:r>
           </w:p>
         </w:tc>
@@ -3952,6 +3996,20 @@
                 <w:i w:val="0"/>
                 <w:sz w:val="18"/>
               </w:rPr>
+              <w:t>Năng lực số 1.2 CB2a: HS kiểm chứng được kết quả nhận diện của ứng dụng bằng đặc điểm trong SGK</w:t>
+            </w:r>
+          </w:p>
+          <w:p>
+            <w:pPr>
+              <w:spacing w:after="0"/>
+            </w:pPr>
+            <w:r>
+              <w:rPr>
+                <w:b w:val="0"/>
+                <w:i w:val="0"/>
+                <w:sz w:val="18"/>
+              </w:rPr>
+              <w:t>STEM: Trồng cây không cần hạt (Khoa học – Công nghệ) — dạy thay cho tiết này.</w:t>
             </w:r>
           </w:p>
         </w:tc>
@@ -4027,7 +4085,7 @@
                 <w:i w:val="0"/>
                 <w:sz w:val="20"/>
               </w:rPr>
-              <w:t>Bài 14: Sự phát triển của cây con (Tiết 3)</w:t>
+              <w:t>Bài 14. Sự phát triển của cây con (Tiết 2)</w:t>
             </w:r>
           </w:p>
         </w:tc>
@@ -4066,6 +4124,7 @@
                 <w:i w:val="0"/>
                 <w:sz w:val="18"/>
               </w:rPr>
+              <w:t>Năng lực số 1.2 CB2a: HS kiểm chứng được kết quả nhận diện của ứng dụng bằng đặc điểm trong SGK</w:t>
             </w:r>
           </w:p>
         </w:tc>
@@ -4143,7 +4202,7 @@
                 <w:i w:val="0"/>
                 <w:sz w:val="20"/>
               </w:rPr>
-              <w:t>Bài 15: Sinh sản của động vật (Tiết 1)</w:t>
+              <w:t>Bài 14. Sự phát triển của cây con (Tiết 3)</w:t>
             </w:r>
           </w:p>
         </w:tc>
@@ -4163,7 +4222,7 @@
                 <w:i w:val="0"/>
                 <w:sz w:val="20"/>
               </w:rPr>
-              <w:t>Tiết 31 (2 tiết)</w:t>
+              <w:t>Tiết 31</w:t>
             </w:r>
           </w:p>
         </w:tc>
@@ -4182,7 +4241,6 @@
                 <w:i w:val="0"/>
                 <w:sz w:val="18"/>
               </w:rPr>
-              <w:t>NLS-ST (Cơ bản 2): HS chụp ảnh theo dõi cây trồng hoặc vật nuôi qua từng ngày.</w:t>
             </w:r>
           </w:p>
         </w:tc>
@@ -4258,7 +4316,7 @@
                 <w:i w:val="0"/>
                 <w:sz w:val="20"/>
               </w:rPr>
-              <w:t>Bài 15: Sinh sản của động vật (Tiết 2)</w:t>
+              <w:t>Bài 15. Sinh sản của động vật (Tiết 1)</w:t>
             </w:r>
           </w:p>
         </w:tc>
@@ -4278,7 +4336,7 @@
                 <w:i w:val="0"/>
                 <w:sz w:val="20"/>
               </w:rPr>
-              <w:t>Tiết 32</w:t>
+              <w:t>Tiết 32 (2 tiết)</w:t>
             </w:r>
           </w:p>
         </w:tc>
@@ -4297,6 +4355,7 @@
                 <w:i w:val="0"/>
                 <w:sz w:val="18"/>
               </w:rPr>
+              <w:t>Năng lực số 1.2 CB2a: HS kiểm chứng được kết quả nhận diện của ứng dụng bằng đặc điểm trong SGK</w:t>
             </w:r>
           </w:p>
         </w:tc>
@@ -4374,7 +4433,7 @@
                 <w:i w:val="0"/>
                 <w:sz w:val="20"/>
               </w:rPr>
-              <w:t>Bài 16: Vòng đời và sự phát triển của động vật (Tiết 1)</w:t>
+              <w:t>Bài 15. Sinh sản của động vật (Tiết 2)</w:t>
             </w:r>
           </w:p>
         </w:tc>
@@ -4394,7 +4453,7 @@
                 <w:i w:val="0"/>
                 <w:sz w:val="20"/>
               </w:rPr>
-              <w:t>Tiết 33 (2 tiết)</w:t>
+              <w:t>Tiết 33</w:t>
             </w:r>
           </w:p>
         </w:tc>
@@ -4413,20 +4472,7 @@
                 <w:i w:val="0"/>
                 <w:sz w:val="18"/>
               </w:rPr>
-              <w:t>NLS-KT (Cơ bản 2): Chiếu video tua nhanh về “Vòng đời và sự phát triển của động vật”.</w:t>
-            </w:r>
-          </w:p>
-          <w:p>
-            <w:pPr>
-              <w:spacing w:after="0"/>
-            </w:pPr>
-            <w:r>
-              <w:rPr>
-                <w:b w:val="0"/>
-                <w:i w:val="0"/>
-                <w:sz w:val="18"/>
-              </w:rPr>
-              <w:t>STEM: Vòng đời của động vật (Khoa học – Mĩ thuật) — dạy thay cho tiết này.</w:t>
+              <w:t>Năng lực số 1.2 CB2a: HS kiểm chứng được kết quả nhận diện của ứng dụng bằng đặc điểm trong SGK</w:t>
             </w:r>
           </w:p>
         </w:tc>
@@ -4484,6 +4530,7 @@
                 <w:i w:val="0"/>
                 <w:sz w:val="20"/>
               </w:rPr>
+              <w:t>Ôn tập, kiểm tra, đánh giá</w:t>
             </w:r>
           </w:p>
         </w:tc>
@@ -4502,7 +4549,7 @@
                 <w:i w:val="0"/>
                 <w:sz w:val="20"/>
               </w:rPr>
-              <w:t>Bài 16: Vòng đời và sự phát triển của động vật (tiết 2)</w:t>
+              <w:t>Ôn tập cuối học kì I</w:t>
             </w:r>
           </w:p>
         </w:tc>
@@ -4522,7 +4569,7 @@
                 <w:i w:val="0"/>
                 <w:sz w:val="20"/>
               </w:rPr>
-              <w:t>Tiết 34</w:t>
+              <w:t>Tiết 34 (1 tiết)</w:t>
             </w:r>
           </w:p>
         </w:tc>
@@ -4599,7 +4646,7 @@
                 <w:i w:val="0"/>
                 <w:sz w:val="20"/>
               </w:rPr>
-              <w:t>ÔN TẬP KIỂM TRA</w:t>
+              <w:t>Ôn tập, kiểm tra, đánh giá</w:t>
             </w:r>
           </w:p>
         </w:tc>
@@ -4618,7 +4665,7 @@
                 <w:i w:val="0"/>
                 <w:sz w:val="20"/>
               </w:rPr>
-              <w:t>Ôn tập cuối HKI</w:t>
+              <w:t>Kiểm tra định kì cuối học kì I</w:t>
             </w:r>
           </w:p>
         </w:tc>
@@ -4714,6 +4761,7 @@
                 <w:i w:val="0"/>
                 <w:sz w:val="20"/>
               </w:rPr>
+              <w:t>Chủ đề 3: THỰC VẬT VÀ ĐỘNG VẬT</w:t>
             </w:r>
           </w:p>
         </w:tc>
@@ -4732,7 +4780,7 @@
                 <w:i w:val="0"/>
                 <w:sz w:val="20"/>
               </w:rPr>
-              <w:t>Kiểm tra cuối HKI</w:t>
+              <w:t>Bài 16. Vòng đời và sự phát triển của động vật (Tiết 1)</w:t>
             </w:r>
           </w:p>
         </w:tc>
@@ -4752,7 +4800,7 @@
                 <w:i w:val="0"/>
                 <w:sz w:val="20"/>
               </w:rPr>
-              <w:t>Tiết 36 (1 tiết)</w:t>
+              <w:t>Tiết 36 (2 tiết)</w:t>
             </w:r>
           </w:p>
         </w:tc>
@@ -4771,6 +4819,20 @@
                 <w:i w:val="0"/>
                 <w:sz w:val="18"/>
               </w:rPr>
+              <w:t>Năng lực số 1.2 CB2a: HS kiểm chứng được kết quả nhận diện của ứng dụng bằng đặc điểm trong SGK</w:t>
+            </w:r>
+          </w:p>
+          <w:p>
+            <w:pPr>
+              <w:spacing w:after="0"/>
+            </w:pPr>
+            <w:r>
+              <w:rPr>
+                <w:b w:val="0"/>
+                <w:i w:val="0"/>
+                <w:sz w:val="18"/>
+              </w:rPr>
+              <w:t>STEM: Vòng đời của động vật (Khoa học – Mĩ thuật) — dạy thay cho tiết này.</w:t>
             </w:r>
           </w:p>
         </w:tc>
@@ -4853,6 +4915,7 @@
                 <w:i w:val="0"/>
                 <w:sz w:val="20"/>
               </w:rPr>
+              <w:t>Chủ đề 3: THỰC VẬT VÀ ĐỘNG VẬT</w:t>
             </w:r>
           </w:p>
         </w:tc>
@@ -4871,7 +4934,7 @@
                 <w:i w:val="0"/>
                 <w:sz w:val="20"/>
               </w:rPr>
-              <w:t>Bài 17: Ôn tập chủ đề thực vật và động vật</w:t>
+              <w:t>Bài 16. Vòng đời và sự phát triển của động vật (Tiết 2)</w:t>
             </w:r>
           </w:p>
         </w:tc>
@@ -4891,7 +4954,7 @@
                 <w:i w:val="0"/>
                 <w:sz w:val="20"/>
               </w:rPr>
-              <w:t>Tiết 37 (1 tiết)</w:t>
+              <w:t>Tiết 37</w:t>
             </w:r>
           </w:p>
         </w:tc>
@@ -4910,6 +4973,7 @@
                 <w:i w:val="0"/>
                 <w:sz w:val="18"/>
               </w:rPr>
+              <w:t>Năng lực số 1.2 CB2a: HS kiểm chứng được kết quả nhận diện của ứng dụng bằng đặc điểm trong SGK</w:t>
             </w:r>
           </w:p>
         </w:tc>
@@ -4967,7 +5031,6 @@
                 <w:i w:val="0"/>
                 <w:sz w:val="20"/>
               </w:rPr>
-              <w:t>Chủ đề 4: VI KHUẨN</w:t>
             </w:r>
           </w:p>
         </w:tc>
@@ -4986,7 +5049,7 @@
                 <w:i w:val="0"/>
                 <w:sz w:val="20"/>
               </w:rPr>
-              <w:t>Bài 18: Vi khuẩn xung quanh chúng ta (Tiết 1)</w:t>
+              <w:t>Bài 17. Ôn tập chủ đề Thực vật và động vật</w:t>
             </w:r>
           </w:p>
         </w:tc>
@@ -5006,7 +5069,7 @@
                 <w:i w:val="0"/>
                 <w:sz w:val="20"/>
               </w:rPr>
-              <w:t>Tiết 38 (2 tiết)</w:t>
+              <w:t>Tiết 38 (1 tiết)</w:t>
             </w:r>
           </w:p>
         </w:tc>
@@ -5025,7 +5088,6 @@
                 <w:i w:val="0"/>
                 <w:sz w:val="18"/>
               </w:rPr>
-              <w:t>AI-NB (Nhận biết): Nhờ công cụ trí tuệ nhân tạo mô tả cách phòng bệnh do vi khuẩn.</w:t>
             </w:r>
           </w:p>
         </w:tc>
@@ -5103,7 +5165,7 @@
                 <w:i w:val="0"/>
                 <w:sz w:val="20"/>
               </w:rPr>
-              <w:t>Bài 18: Vi khuẩn xung quanh chúng ta (Tiết 2)</w:t>
+              <w:t>Bài 18. Vi khuẩn xung quanh chúng ta (Tiết 1)</w:t>
             </w:r>
           </w:p>
         </w:tc>
@@ -5123,7 +5185,7 @@
                 <w:i w:val="0"/>
                 <w:sz w:val="20"/>
               </w:rPr>
-              <w:t>Tiết 39</w:t>
+              <w:t>Tiết 39 (2 tiết)</w:t>
             </w:r>
           </w:p>
         </w:tc>
@@ -5142,7 +5204,7 @@
                 <w:i w:val="0"/>
                 <w:sz w:val="18"/>
               </w:rPr>
-              <w:t>NLS-KT (Cơ bản 2): Chiếu ảnh và video quay qua kính hiển vi về “VI khuẩn có ích trong chế biến thực phẩm”.</w:t>
+              <w:t>Năng lực số 1.1 CB2b: HS quan sát hình ảnh hiển vi, tra cứu có đối chiếu SGK và ghi rõ nguồn thông tin</w:t>
             </w:r>
           </w:p>
         </w:tc>
@@ -5218,7 +5280,7 @@
                 <w:i w:val="0"/>
                 <w:sz w:val="20"/>
               </w:rPr>
-              <w:t>Bài 19: Vi khuẩn có ích trong chế biến thực phẩm (Tiết 1)</w:t>
+              <w:t>Bài 18. Vi khuẩn xung quanh chúng ta (Tiết 2)</w:t>
             </w:r>
           </w:p>
         </w:tc>
@@ -5238,7 +5300,7 @@
                 <w:i w:val="0"/>
                 <w:sz w:val="20"/>
               </w:rPr>
-              <w:t>Tiết 40 (2 tiết)</w:t>
+              <w:t>Tiết 40</w:t>
             </w:r>
           </w:p>
         </w:tc>
@@ -5257,7 +5319,7 @@
                 <w:i w:val="0"/>
                 <w:sz w:val="18"/>
               </w:rPr>
-              <w:t>STEM: Vi khuẩn có ích trong chế biến thực phẩm (Khoa học – Công nghệ) — dạy thay cho tiết này.</w:t>
+              <w:t>Năng lực số 1.1 CB2b: HS quan sát hình ảnh hiển vi, tra cứu có đối chiếu SGK và ghi rõ nguồn thông tin</w:t>
             </w:r>
           </w:p>
         </w:tc>
@@ -5335,7 +5397,7 @@
                 <w:i w:val="0"/>
                 <w:sz w:val="20"/>
               </w:rPr>
-              <w:t>Bài 19: Vi khuẩn có ích trong chế biến thực phẩm (Tiết 2)</w:t>
+              <w:t>Bài 19. Vi khuẩn có ích trong chế biến thực phẩm (Tiết 1)</w:t>
             </w:r>
           </w:p>
         </w:tc>
@@ -5355,7 +5417,7 @@
                 <w:i w:val="0"/>
                 <w:sz w:val="20"/>
               </w:rPr>
-              <w:t>Tiết 41</w:t>
+              <w:t>Tiết 41 (2 tiết)</w:t>
             </w:r>
           </w:p>
         </w:tc>
@@ -5374,6 +5436,20 @@
                 <w:i w:val="0"/>
                 <w:sz w:val="18"/>
               </w:rPr>
+              <w:t>Năng lực số 1.1 CB2b: HS quan sát hình ảnh hiển vi, tra cứu có đối chiếu SGK và ghi rõ nguồn thông tin</w:t>
+            </w:r>
+          </w:p>
+          <w:p>
+            <w:pPr>
+              <w:spacing w:after="0"/>
+            </w:pPr>
+            <w:r>
+              <w:rPr>
+                <w:b w:val="0"/>
+                <w:i w:val="0"/>
+                <w:sz w:val="18"/>
+              </w:rPr>
+              <w:t>STEM: Vi khuẩn có ích trong chế biến thực phẩm (Khoa học – Công nghệ) — dạy thay cho tiết này.</w:t>
             </w:r>
           </w:p>
         </w:tc>
@@ -5449,7 +5525,7 @@
                 <w:i w:val="0"/>
                 <w:sz w:val="20"/>
               </w:rPr>
-              <w:t>Bài 20: Vi khuẩn gây bệnh ở người và cách phòng tránh (tiết 1)</w:t>
+              <w:t>Bài 19. Vi khuẩn có ích trong chế biến thực phẩm (Tiết 2)</w:t>
             </w:r>
           </w:p>
         </w:tc>
@@ -5469,7 +5545,7 @@
                 <w:i w:val="0"/>
                 <w:sz w:val="20"/>
               </w:rPr>
-              <w:t>Tiết 42 (2 tiết)</w:t>
+              <w:t>Tiết 42</w:t>
             </w:r>
           </w:p>
         </w:tc>
@@ -5488,20 +5564,7 @@
                 <w:i w:val="0"/>
                 <w:sz w:val="18"/>
               </w:rPr>
-              <w:t>AI-NB (Nhận biết): Nhờ công cụ trí tuệ nhân tạo mô tả cách phòng bệnh do vi khuẩn.</w:t>
-            </w:r>
-          </w:p>
-          <w:p>
-            <w:pPr>
-              <w:spacing w:after="0"/>
-            </w:pPr>
-            <w:r>
-              <w:rPr>
-                <w:b w:val="0"/>
-                <w:i w:val="0"/>
-                <w:sz w:val="18"/>
-              </w:rPr>
-              <w:t>KNS: KN chăm sóc sức khoẻ bản thân và phòng tránh bệnh tật.</w:t>
+              <w:t>Năng lực số 1.1 CB2b: HS quan sát hình ảnh hiển vi, tra cứu có đối chiếu SGK và ghi rõ nguồn thông tin</w:t>
             </w:r>
           </w:p>
         </w:tc>
@@ -5579,7 +5642,7 @@
                 <w:i w:val="0"/>
                 <w:sz w:val="20"/>
               </w:rPr>
-              <w:t>Bài 20: Vi khuẩn gây bệnh ở người và cách phòng tránh (tiết 2)</w:t>
+              <w:t>Bài 20. Vi khuẩn gây bệnh ở người và cách phòng tránh (Tiết 1)</w:t>
             </w:r>
           </w:p>
         </w:tc>
@@ -5599,7 +5662,7 @@
                 <w:i w:val="0"/>
                 <w:sz w:val="20"/>
               </w:rPr>
-              <w:t>Tiết 43</w:t>
+              <w:t>Tiết 43 (2 tiết)</w:t>
             </w:r>
           </w:p>
         </w:tc>
@@ -5618,6 +5681,20 @@
                 <w:i w:val="0"/>
                 <w:sz w:val="18"/>
               </w:rPr>
+              <w:t>Năng lực số 1.1 CB2b: HS quan sát hình ảnh hiển vi, tra cứu có đối chiếu SGK và ghi rõ nguồn thông tin</w:t>
+            </w:r>
+          </w:p>
+          <w:p>
+            <w:pPr>
+              <w:spacing w:after="0"/>
+            </w:pPr>
+            <w:r>
+              <w:rPr>
+                <w:b w:val="0"/>
+                <w:i w:val="0"/>
+                <w:sz w:val="18"/>
+              </w:rPr>
+              <w:t>KNS: KN chăm sóc sức khoẻ bản thân và phòng tránh bệnh tật.</w:t>
             </w:r>
           </w:p>
         </w:tc>
@@ -5693,7 +5770,7 @@
                 <w:i w:val="0"/>
                 <w:sz w:val="20"/>
               </w:rPr>
-              <w:t>Bài 21: Ôn tập chủ đề vi khuẩn</w:t>
+              <w:t>Bài 20. Vi khuẩn gây bệnh ở người và cách phòng tránh (Tiết 2)</w:t>
             </w:r>
           </w:p>
         </w:tc>
@@ -5713,7 +5790,7 @@
                 <w:i w:val="0"/>
                 <w:sz w:val="20"/>
               </w:rPr>
-              <w:t>Tiết 44 (1 tiết)</w:t>
+              <w:t>Tiết 44</w:t>
             </w:r>
           </w:p>
         </w:tc>
@@ -5732,6 +5809,7 @@
                 <w:i w:val="0"/>
                 <w:sz w:val="18"/>
               </w:rPr>
+              <w:t>Năng lực số 1.1 CB2b: HS quan sát hình ảnh hiển vi, tra cứu có đối chiếu SGK và ghi rõ nguồn thông tin</w:t>
             </w:r>
           </w:p>
         </w:tc>
@@ -5790,7 +5868,7 @@
                 <w:i w:val="0"/>
                 <w:sz w:val="20"/>
               </w:rPr>
-              <w:t>Chủ đề 5: CON NGƯỜI VÀ SỨC KHỎE</w:t>
+              <w:t>Chủ đề 4: VI KHUẨN</w:t>
             </w:r>
           </w:p>
         </w:tc>
@@ -5809,7 +5887,7 @@
                 <w:i w:val="0"/>
                 <w:sz w:val="20"/>
               </w:rPr>
-              <w:t>Bài 22: Sự hình thành cơ thể người (tiết 1)</w:t>
+              <w:t>Bài 21. Ôn tập chủ đề Vi khuẩn</w:t>
             </w:r>
           </w:p>
         </w:tc>
@@ -5829,7 +5907,7 @@
                 <w:i w:val="0"/>
                 <w:sz w:val="20"/>
               </w:rPr>
-              <w:t>Tiết 45 (2 tiết)</w:t>
+              <w:t>Tiết 45 (1 tiết)</w:t>
             </w:r>
           </w:p>
         </w:tc>
@@ -5848,20 +5926,6 @@
                 <w:i w:val="0"/>
                 <w:sz w:val="18"/>
               </w:rPr>
-              <w:t>NLS-KT (Cơ bản 2): Chiếu sơ đồ động, video mô phỏng về “Sự hình thành cơ thể người”.</w:t>
-            </w:r>
-          </w:p>
-          <w:p>
-            <w:pPr>
-              <w:spacing w:after="0"/>
-            </w:pPr>
-            <w:r>
-              <w:rPr>
-                <w:b w:val="0"/>
-                <w:i w:val="0"/>
-                <w:sz w:val="18"/>
-              </w:rPr>
-              <w:t>KNS: KN chăm sóc sức khoẻ bản thân và phòng tránh bệnh tật.</w:t>
             </w:r>
           </w:p>
         </w:tc>
@@ -5919,6 +5983,7 @@
                 <w:i w:val="0"/>
                 <w:sz w:val="20"/>
               </w:rPr>
+              <w:t>Chủ đề 5: CON NGƯỜI VÀ SỨC KHOẺ</w:t>
             </w:r>
           </w:p>
         </w:tc>
@@ -5937,7 +6002,7 @@
                 <w:i w:val="0"/>
                 <w:sz w:val="20"/>
               </w:rPr>
-              <w:t>Bài 22: Sự hình thành cơ thể người (tiết 2)</w:t>
+              <w:t>Bài 22. Sự hình thành cơ thể người (Tiết 1)</w:t>
             </w:r>
           </w:p>
         </w:tc>
@@ -5957,7 +6022,7 @@
                 <w:i w:val="0"/>
                 <w:sz w:val="20"/>
               </w:rPr>
-              <w:t>Tiết 46</w:t>
+              <w:t>Tiết 46 (2 tiết)</w:t>
             </w:r>
           </w:p>
         </w:tc>
@@ -5976,6 +6041,20 @@
                 <w:i w:val="0"/>
                 <w:sz w:val="18"/>
               </w:rPr>
+              <w:t>NLS: Năng lực số 1.1 CB2c: HS quan sát sơ đồ động về các giai đoạn phát triển</w:t>
+            </w:r>
+          </w:p>
+          <w:p>
+            <w:pPr>
+              <w:spacing w:after="0"/>
+            </w:pPr>
+            <w:r>
+              <w:rPr>
+                <w:b w:val="0"/>
+                <w:i w:val="0"/>
+                <w:sz w:val="18"/>
+              </w:rPr>
+              <w:t>KNS: KN chăm sóc sức khoẻ bản thân và phòng tránh bệnh tật.</w:t>
             </w:r>
           </w:p>
         </w:tc>
@@ -6034,7 +6113,7 @@
                 <w:i w:val="0"/>
                 <w:sz w:val="20"/>
               </w:rPr>
-              <w:t>Chủ đề 5: CON NGƯỜI VÀ SỨC KHỎE</w:t>
+              <w:t>Chủ đề 5: CON NGƯỜI VÀ SỨC KHOẺ</w:t>
             </w:r>
           </w:p>
         </w:tc>
@@ -6053,7 +6132,7 @@
                 <w:i w:val="0"/>
                 <w:sz w:val="20"/>
               </w:rPr>
-              <w:t>Bài 23: Các giai đoạn phát triển chính của con người (Tiết 1)</w:t>
+              <w:t>Bài 22. Sự hình thành cơ thể người (Tiết 2)</w:t>
             </w:r>
           </w:p>
         </w:tc>
@@ -6073,7 +6152,7 @@
                 <w:i w:val="0"/>
                 <w:sz w:val="20"/>
               </w:rPr>
-              <w:t>Tiết 47 (3 tiết)</w:t>
+              <w:t>Tiết 47</w:t>
             </w:r>
           </w:p>
         </w:tc>
@@ -6092,7 +6171,7 @@
                 <w:i w:val="0"/>
                 <w:sz w:val="18"/>
               </w:rPr>
-              <w:t>NLS-KT (Cơ bản 2): Chiếu sơ đồ động, video mô phỏng về “Các giai đoạn phát triển chính của con người”.</w:t>
+              <w:t>NLS: Năng lực số 1.1 CB2c: HS quan sát sơ đồ động về các giai đoạn phát triển</w:t>
             </w:r>
           </w:p>
         </w:tc>
@@ -6168,7 +6247,7 @@
                 <w:i w:val="0"/>
                 <w:sz w:val="20"/>
               </w:rPr>
-              <w:t>Bài 23: Các giai đoạn phát triển chính của con người (Tiết 2)</w:t>
+              <w:t>Bài 23. Các giai đoạn phát triển chính của con người (Tiết 1)</w:t>
             </w:r>
           </w:p>
         </w:tc>
@@ -6188,7 +6267,7 @@
                 <w:i w:val="0"/>
                 <w:sz w:val="20"/>
               </w:rPr>
-              <w:t>Tiết 48</w:t>
+              <w:t>Tiết 48 (3 tiết)</w:t>
             </w:r>
           </w:p>
         </w:tc>
@@ -6207,6 +6286,7 @@
                 <w:i w:val="0"/>
                 <w:sz w:val="18"/>
               </w:rPr>
+              <w:t>NLS: Năng lực số 1.1 CB2c: HS quan sát sơ đồ động về các giai đoạn phát triển</w:t>
             </w:r>
           </w:p>
         </w:tc>
@@ -6265,7 +6345,7 @@
                 <w:i w:val="0"/>
                 <w:sz w:val="20"/>
               </w:rPr>
-              <w:t>Chủ đề 5: CON NGƯỜI VÀ SỨC KHỎE</w:t>
+              <w:t>Chủ đề 5: CON NGƯỜI VÀ SỨC KHOẺ</w:t>
             </w:r>
           </w:p>
         </w:tc>
@@ -6284,7 +6364,7 @@
                 <w:i w:val="0"/>
                 <w:sz w:val="20"/>
               </w:rPr>
-              <w:t>Bài 23: Các giai đoạn phát triển chính của con người (Tiết 3)</w:t>
+              <w:t>Bài 23. Các giai đoạn phát triển chính của con người (Tiết 2)</w:t>
             </w:r>
           </w:p>
         </w:tc>
@@ -6323,6 +6403,7 @@
                 <w:i w:val="0"/>
                 <w:sz w:val="18"/>
               </w:rPr>
+              <w:t>NLS: Năng lực số 1.1 CB2c: HS quan sát sơ đồ động về các giai đoạn phát triển</w:t>
             </w:r>
           </w:p>
         </w:tc>
@@ -6398,7 +6479,7 @@
                 <w:i w:val="0"/>
                 <w:sz w:val="20"/>
               </w:rPr>
-              <w:t>Bài 24: Nam và nữ (Tiết 1)</w:t>
+              <w:t>Bài 23. Các giai đoạn phát triển chính của con người (Tiết 3)</w:t>
             </w:r>
           </w:p>
         </w:tc>
@@ -6418,7 +6499,7 @@
                 <w:i w:val="0"/>
                 <w:sz w:val="20"/>
               </w:rPr>
-              <w:t>Tiết 50 (2 tiết)</w:t>
+              <w:t>Tiết 50</w:t>
             </w:r>
           </w:p>
         </w:tc>
@@ -6437,7 +6518,6 @@
                 <w:i w:val="0"/>
                 <w:sz w:val="18"/>
               </w:rPr>
-              <w:t>NLS-AT (Cơ bản 2): Đây là bài gắn trực tiếp với an toàn trên mạng.</w:t>
             </w:r>
           </w:p>
         </w:tc>
@@ -6496,7 +6576,7 @@
                 <w:i w:val="0"/>
                 <w:sz w:val="20"/>
               </w:rPr>
-              <w:t>Chủ đề 5: CON NGƯỜI VÀ SỨC KHỎE</w:t>
+              <w:t>Chủ đề 5: CON NGƯỜI VÀ SỨC KHOẺ</w:t>
             </w:r>
           </w:p>
         </w:tc>
@@ -6515,7 +6595,7 @@
                 <w:i w:val="0"/>
                 <w:sz w:val="20"/>
               </w:rPr>
-              <w:t>Bài 24: Nam và nữ (Tiết 2)</w:t>
+              <w:t>Bài 24. Nam và nữ (Tiết 1)</w:t>
             </w:r>
           </w:p>
         </w:tc>
@@ -6535,7 +6615,7 @@
                 <w:i w:val="0"/>
                 <w:sz w:val="20"/>
               </w:rPr>
-              <w:t>Tiết 51</w:t>
+              <w:t>Tiết 51 (2 tiết)</w:t>
             </w:r>
           </w:p>
         </w:tc>
@@ -6554,6 +6634,7 @@
                 <w:i w:val="0"/>
                 <w:sz w:val="18"/>
               </w:rPr>
+              <w:t>Năng lực số 4.2 CB2a: HS nêu được: ảnh và giọng nói trên mạng có thể do máy tạo giả, nên không gửi ảnh riêng tư cho bất kì ai</w:t>
             </w:r>
           </w:p>
         </w:tc>
@@ -6629,7 +6710,7 @@
                 <w:i w:val="0"/>
                 <w:sz w:val="20"/>
               </w:rPr>
-              <w:t>Bài 25: Chăm sóc sức khoẻ tuổi dậy thì (tiết 1)</w:t>
+              <w:t>Bài 24. Nam và nữ (Tiết 2)</w:t>
             </w:r>
           </w:p>
         </w:tc>
@@ -6649,7 +6730,7 @@
                 <w:i w:val="0"/>
                 <w:sz w:val="20"/>
               </w:rPr>
-              <w:t>Tiết 52 (3 tiết)</w:t>
+              <w:t>Tiết 52</w:t>
             </w:r>
           </w:p>
         </w:tc>
@@ -6668,33 +6749,7 @@
                 <w:i w:val="0"/>
                 <w:sz w:val="18"/>
               </w:rPr>
-              <w:t>AI-NB (Nhận biết): Nêu: hiện đã có công cụ trí tuệ nhân tạo tạo được ảnh.</w:t>
-            </w:r>
-          </w:p>
-          <w:p>
-            <w:pPr>
-              <w:spacing w:after="0"/>
-            </w:pPr>
-            <w:r>
-              <w:rPr>
-                <w:b w:val="0"/>
-                <w:i w:val="0"/>
-                <w:sz w:val="18"/>
-              </w:rPr>
-              <w:t>STEM: Cẩm nang chăm sóc sức khoẻ tuổi dậy thì (Khoa học – Mĩ thuật) — dạy thay cho tiết này.</w:t>
-            </w:r>
-          </w:p>
-          <w:p>
-            <w:pPr>
-              <w:spacing w:after="0"/>
-            </w:pPr>
-            <w:r>
-              <w:rPr>
-                <w:b w:val="0"/>
-                <w:i w:val="0"/>
-                <w:sz w:val="18"/>
-              </w:rPr>
-              <w:t>KNS: KN chăm sóc sức khoẻ bản thân và phòng tránh bệnh tật.</w:t>
+              <w:t>Năng lực số 4.2 CB2a: HS nêu được: ảnh và giọng nói trên mạng có thể do máy tạo giả, nên không gửi ảnh riêng tư cho bất kì ai</w:t>
             </w:r>
           </w:p>
         </w:tc>
@@ -6753,7 +6808,7 @@
                 <w:i w:val="0"/>
                 <w:sz w:val="20"/>
               </w:rPr>
-              <w:t>Chủ đề 5: CON NGƯỜI VÀ SỨC KHỎE</w:t>
+              <w:t>Ôn tập, kiểm tra, đánh giá</w:t>
             </w:r>
           </w:p>
         </w:tc>
@@ -6772,7 +6827,7 @@
                 <w:i w:val="0"/>
                 <w:sz w:val="20"/>
               </w:rPr>
-              <w:t>Bài 25: Chăm sóc sức khoẻ tuổi dậy thì (tiết 2)</w:t>
+              <w:t>Kiểm tra định kì giữa học kì II</w:t>
             </w:r>
           </w:p>
         </w:tc>
@@ -6792,7 +6847,7 @@
                 <w:i w:val="0"/>
                 <w:sz w:val="20"/>
               </w:rPr>
-              <w:t>Tiết 53</w:t>
+              <w:t>Tiết 53 (1 tiết)</w:t>
             </w:r>
           </w:p>
         </w:tc>
@@ -6868,6 +6923,7 @@
                 <w:i w:val="0"/>
                 <w:sz w:val="20"/>
               </w:rPr>
+              <w:t>Chủ đề 5: CON NGƯỜI VÀ SỨC KHOẺ</w:t>
             </w:r>
           </w:p>
         </w:tc>
@@ -6886,7 +6942,7 @@
                 <w:i w:val="0"/>
                 <w:sz w:val="20"/>
               </w:rPr>
-              <w:t>Bài 25: Chăm sóc sức khoẻ tuổi dậy thì (tiết 3)</w:t>
+              <w:t>Bài 25. Chăm sóc sức khoẻ tuổi dậy thì (Tiết 1)</w:t>
             </w:r>
           </w:p>
         </w:tc>
@@ -6906,7 +6962,7 @@
                 <w:i w:val="0"/>
                 <w:sz w:val="20"/>
               </w:rPr>
-              <w:t>Tiết 54</w:t>
+              <w:t>Tiết 54 (3 tiết)</w:t>
             </w:r>
           </w:p>
         </w:tc>
@@ -6925,6 +6981,33 @@
                 <w:i w:val="0"/>
                 <w:sz w:val="18"/>
               </w:rPr>
+              <w:t>Năng lực số 4.2 CB2a: HS nêu được: ảnh và giọng nói trên mạng có thể do máy tạo giả, nên không gửi ảnh riêng tư cho bất kì ai</w:t>
+            </w:r>
+          </w:p>
+          <w:p>
+            <w:pPr>
+              <w:spacing w:after="0"/>
+            </w:pPr>
+            <w:r>
+              <w:rPr>
+                <w:b w:val="0"/>
+                <w:i w:val="0"/>
+                <w:sz w:val="18"/>
+              </w:rPr>
+              <w:t>STEM: Cẩm nang chăm sóc sức khoẻ tuổi dậy thì (Khoa học – Mĩ thuật) — dạy thay cho tiết này.</w:t>
+            </w:r>
+          </w:p>
+          <w:p>
+            <w:pPr>
+              <w:spacing w:after="0"/>
+            </w:pPr>
+            <w:r>
+              <w:rPr>
+                <w:b w:val="0"/>
+                <w:i w:val="0"/>
+                <w:sz w:val="18"/>
+              </w:rPr>
+              <w:t>KNS: KN chăm sóc sức khoẻ bản thân và phòng tránh bệnh tật.</w:t>
             </w:r>
           </w:p>
         </w:tc>
@@ -6983,7 +7066,7 @@
                 <w:i w:val="0"/>
                 <w:sz w:val="20"/>
               </w:rPr>
-              <w:t>Chủ đề 5: CON NGƯỜI VÀ SỨC KHỎE</w:t>
+              <w:t>Chủ đề 5: CON NGƯỜI VÀ SỨC KHOẺ</w:t>
             </w:r>
           </w:p>
         </w:tc>
@@ -7002,7 +7085,7 @@
                 <w:i w:val="0"/>
                 <w:sz w:val="20"/>
               </w:rPr>
-              <w:t>Ôn tập giữa HK2</w:t>
+              <w:t>Bài 25. Chăm sóc sức khoẻ tuổi dậy thì (Tiết 2)</w:t>
             </w:r>
           </w:p>
         </w:tc>
@@ -7022,7 +7105,7 @@
                 <w:i w:val="0"/>
                 <w:sz w:val="20"/>
               </w:rPr>
-              <w:t>Tiết 55 (1 tiết)</w:t>
+              <w:t>Tiết 55</w:t>
             </w:r>
           </w:p>
         </w:tc>
@@ -7041,6 +7124,7 @@
                 <w:i w:val="0"/>
                 <w:sz w:val="18"/>
               </w:rPr>
+              <w:t>Năng lực số 4.2 CB2a: HS nêu được: ảnh và giọng nói trên mạng có thể do máy tạo giả, nên không gửi ảnh riêng tư cho bất kì ai</w:t>
             </w:r>
           </w:p>
         </w:tc>
@@ -7116,7 +7200,7 @@
                 <w:i w:val="0"/>
                 <w:sz w:val="20"/>
               </w:rPr>
-              <w:t>Bài 26: Phòng tránh bị xâm hại (tiết 1)</w:t>
+              <w:t>Bài 25. Chăm sóc sức khoẻ tuổi dậy thì (Tiết 3)</w:t>
             </w:r>
           </w:p>
         </w:tc>
@@ -7136,7 +7220,7 @@
                 <w:i w:val="0"/>
                 <w:sz w:val="20"/>
               </w:rPr>
-              <w:t>Tiết 56 (4 tiết)</w:t>
+              <w:t>Tiết 56</w:t>
             </w:r>
           </w:p>
         </w:tc>
@@ -7155,7 +7239,7 @@
                 <w:i w:val="0"/>
                 <w:sz w:val="18"/>
               </w:rPr>
-              <w:t>NLS-AT (Cơ bản 2): Đây là bài gắn trực tiếp với an toàn trên mạng.</w:t>
+              <w:t>Năng lực số 4.2 CB2a: HS nêu được: ảnh và giọng nói trên mạng có thể do máy tạo giả, nên không gửi ảnh riêng tư cho bất kì ai</w:t>
             </w:r>
           </w:p>
         </w:tc>
@@ -7214,7 +7298,7 @@
                 <w:i w:val="0"/>
                 <w:sz w:val="20"/>
               </w:rPr>
-              <w:t>Chủ đề 5: CON NGƯỜI VÀ SỨC KHỎE</w:t>
+              <w:t>Chủ đề 5: CON NGƯỜI VÀ SỨC KHOẺ</w:t>
             </w:r>
           </w:p>
         </w:tc>
@@ -7233,7 +7317,7 @@
                 <w:i w:val="0"/>
                 <w:sz w:val="20"/>
               </w:rPr>
-              <w:t>Bài 26: Phòng tránh bị xâm hại (tiết 2)</w:t>
+              <w:t>Bài 26. Phòng tránh bị xâm hại (Tiết 1)</w:t>
             </w:r>
           </w:p>
         </w:tc>
@@ -7253,7 +7337,7 @@
                 <w:i w:val="0"/>
                 <w:sz w:val="20"/>
               </w:rPr>
-              <w:t>Tiết 57</w:t>
+              <w:t>Tiết 57 (4 tiết)</w:t>
             </w:r>
           </w:p>
         </w:tc>
@@ -7272,6 +7356,7 @@
                 <w:i w:val="0"/>
                 <w:sz w:val="18"/>
               </w:rPr>
+              <w:t>Năng lực số 4.2 CB2a: HS nêu được: ảnh và giọng nói trên mạng có thể do máy tạo giả, nên không gửi ảnh riêng tư cho bất kì ai</w:t>
             </w:r>
           </w:p>
         </w:tc>
@@ -7347,7 +7432,7 @@
                 <w:i w:val="0"/>
                 <w:sz w:val="20"/>
               </w:rPr>
-              <w:t>Bài 26: Phòng tránh bị xâm hại (tiết 3)</w:t>
+              <w:t>Bài 26. Phòng tránh bị xâm hại (Tiết 2)</w:t>
             </w:r>
           </w:p>
         </w:tc>
@@ -7386,6 +7471,7 @@
                 <w:i w:val="0"/>
                 <w:sz w:val="18"/>
               </w:rPr>
+              <w:t>Năng lực số 4.2 CB2a: HS nêu được: ảnh và giọng nói trên mạng có thể do máy tạo giả, nên không gửi ảnh riêng tư cho bất kì ai</w:t>
             </w:r>
           </w:p>
         </w:tc>
@@ -7444,7 +7530,7 @@
                 <w:i w:val="0"/>
                 <w:sz w:val="20"/>
               </w:rPr>
-              <w:t>Chủ đề 5: CON NGƯỜI VÀ SỨC KHỎE</w:t>
+              <w:t>Chủ đề 5: CON NGƯỜI VÀ SỨC KHOẺ</w:t>
             </w:r>
           </w:p>
         </w:tc>
@@ -7463,7 +7549,7 @@
                 <w:i w:val="0"/>
                 <w:sz w:val="20"/>
               </w:rPr>
-              <w:t>Bài 26: Phòng tránh bị xâm hại (tiết 4)</w:t>
+              <w:t>Bài 26. Phòng tránh bị xâm hại (Tiết 3)</w:t>
             </w:r>
           </w:p>
         </w:tc>
@@ -7502,6 +7588,7 @@
                 <w:i w:val="0"/>
                 <w:sz w:val="18"/>
               </w:rPr>
+              <w:t>Năng lực số 4.2 CB2a: HS nêu được: ảnh và giọng nói trên mạng có thể do máy tạo giả, nên không gửi ảnh riêng tư cho bất kì ai</w:t>
             </w:r>
           </w:p>
         </w:tc>
@@ -7577,7 +7664,7 @@
                 <w:i w:val="0"/>
                 <w:sz w:val="20"/>
               </w:rPr>
-              <w:t>Bài 27: Ôn tập chủ đề con người và sức khoẻ</w:t>
+              <w:t>Bài 26. Phòng tránh bị xâm hại (Tiết 4)</w:t>
             </w:r>
           </w:p>
         </w:tc>
@@ -7597,7 +7684,7 @@
                 <w:i w:val="0"/>
                 <w:sz w:val="20"/>
               </w:rPr>
-              <w:t>Tiết 60 (1 tiết)</w:t>
+              <w:t>Tiết 60</w:t>
             </w:r>
           </w:p>
         </w:tc>
@@ -7616,6 +7703,7 @@
                 <w:i w:val="0"/>
                 <w:sz w:val="18"/>
               </w:rPr>
+              <w:t>Năng lực số 4.2 CB2a: HS nêu được: ảnh và giọng nói trên mạng có thể do máy tạo giả, nên không gửi ảnh riêng tư cho bất kì ai</w:t>
             </w:r>
           </w:p>
         </w:tc>
@@ -7674,7 +7762,7 @@
                 <w:i w:val="0"/>
                 <w:sz w:val="20"/>
               </w:rPr>
-              <w:t>Chủ đề 6: SINH VẬT VÀ MÔI TRƯỜNG</w:t>
+              <w:t>Chủ đề 5: CON NGƯỜI VÀ SỨC KHOẺ</w:t>
             </w:r>
           </w:p>
         </w:tc>
@@ -7693,7 +7781,7 @@
                 <w:i w:val="0"/>
                 <w:sz w:val="20"/>
               </w:rPr>
-              <w:t>Bài 28: Chức năng của môi trường đối với sinh vật (tiết 1)</w:t>
+              <w:t>Bài 27. Ôn tập chủ đề Con người và sức khoẻ</w:t>
             </w:r>
           </w:p>
         </w:tc>
@@ -7713,7 +7801,7 @@
                 <w:i w:val="0"/>
                 <w:sz w:val="20"/>
               </w:rPr>
-              <w:t>Tiết 61 (3 tiết)</w:t>
+              <w:t>Tiết 61 (1 tiết)</w:t>
             </w:r>
           </w:p>
         </w:tc>
@@ -7732,20 +7820,6 @@
                 <w:i w:val="0"/>
                 <w:sz w:val="18"/>
               </w:rPr>
-              <w:t>NLS-KT (Cơ bản 2): Chiếu ảnh vệ tinh chụp cùng một khu vực ở hai thời điểm cách nhau nhiều năm.</w:t>
-            </w:r>
-          </w:p>
-          <w:p>
-            <w:pPr>
-              <w:spacing w:after="0"/>
-            </w:pPr>
-            <w:r>
-              <w:rPr>
-                <w:b w:val="0"/>
-                <w:i w:val="0"/>
-                <w:sz w:val="18"/>
-              </w:rPr>
-              <w:t>KNS: KN sử dụng tiết kiệm tài nguyên, năng lượng trong sinh hoạt hằng ngày.</w:t>
             </w:r>
           </w:p>
         </w:tc>
@@ -7803,6 +7877,7 @@
                 <w:i w:val="0"/>
                 <w:sz w:val="20"/>
               </w:rPr>
+              <w:t>Chủ đề 6: SINH VẬT VÀ MÔI TRƯỜNG</w:t>
             </w:r>
           </w:p>
         </w:tc>
@@ -7821,7 +7896,7 @@
                 <w:i w:val="0"/>
                 <w:sz w:val="20"/>
               </w:rPr>
-              <w:t>Bài 28: Chức năng của môi trường đối với sinh vật (tiết 2)</w:t>
+              <w:t>Bài 28. Chức năng của môi trường đối với sinh vật (Tiết 1)</w:t>
             </w:r>
           </w:p>
         </w:tc>
@@ -7841,7 +7916,7 @@
                 <w:i w:val="0"/>
                 <w:sz w:val="20"/>
               </w:rPr>
-              <w:t>Tiết 62</w:t>
+              <w:t>Tiết 62 (3 tiết)</w:t>
             </w:r>
           </w:p>
         </w:tc>
@@ -7860,6 +7935,20 @@
                 <w:i w:val="0"/>
                 <w:sz w:val="18"/>
               </w:rPr>
+              <w:t>Năng lực số 1.1 CB2c: HS đọc được sự thay đổi của môi trường qua ảnh vệ tinh chụp nhiều thời điểm</w:t>
+            </w:r>
+          </w:p>
+          <w:p>
+            <w:pPr>
+              <w:spacing w:after="0"/>
+            </w:pPr>
+            <w:r>
+              <w:rPr>
+                <w:b w:val="0"/>
+                <w:i w:val="0"/>
+                <w:sz w:val="18"/>
+              </w:rPr>
+              <w:t>KNS: KN sử dụng tiết kiệm tài nguyên, năng lượng trong sinh hoạt hằng ngày.</w:t>
             </w:r>
           </w:p>
         </w:tc>
@@ -7937,7 +8026,7 @@
                 <w:i w:val="0"/>
                 <w:sz w:val="20"/>
               </w:rPr>
-              <w:t>Bài 28: Chức năng của môi trường đối với sinh vật (tiết 3)</w:t>
+              <w:t>Bài 28. Chức năng của môi trường đối với sinh vật (Tiết 2)</w:t>
             </w:r>
           </w:p>
         </w:tc>
@@ -7976,6 +8065,7 @@
                 <w:i w:val="0"/>
                 <w:sz w:val="18"/>
               </w:rPr>
+              <w:t>Năng lực số 1.1 CB2c: HS đọc được sự thay đổi của môi trường qua ảnh vệ tinh chụp nhiều thời điểm</w:t>
             </w:r>
           </w:p>
         </w:tc>
@@ -8051,7 +8141,7 @@
                 <w:i w:val="0"/>
                 <w:sz w:val="20"/>
               </w:rPr>
-              <w:t>Bài 29: Tác động của con người và một số biện pháp bảo vệ môi trường (Tiết 1)</w:t>
+              <w:t>Bài 28. Chức năng của môi trường đối với sinh vật (Tiết 3)</w:t>
             </w:r>
           </w:p>
         </w:tc>
@@ -8071,7 +8161,7 @@
                 <w:i w:val="0"/>
                 <w:sz w:val="20"/>
               </w:rPr>
-              <w:t>Tiết 64 (3 tiết)</w:t>
+              <w:t>Tiết 64</w:t>
             </w:r>
           </w:p>
         </w:tc>
@@ -8090,20 +8180,6 @@
                 <w:i w:val="0"/>
                 <w:sz w:val="18"/>
               </w:rPr>
-              <w:t>NLS-ST (Cơ bản 2): HS làm một sản phẩm số nhỏ tuyên truyền bảo vệ môi trường: áp phích, trang trình chiếu hoặc đoạn ghi âm lời kêu gọi.</w:t>
-            </w:r>
-          </w:p>
-          <w:p>
-            <w:pPr>
-              <w:spacing w:after="0"/>
-            </w:pPr>
-            <w:r>
-              <w:rPr>
-                <w:b w:val="0"/>
-                <w:i w:val="0"/>
-                <w:sz w:val="18"/>
-              </w:rPr>
-              <w:t>KNS: KN sử dụng tiết kiệm tài nguyên, năng lượng trong sinh hoạt hằng ngày.</w:t>
             </w:r>
           </w:p>
         </w:tc>
@@ -8181,7 +8257,7 @@
                 <w:i w:val="0"/>
                 <w:sz w:val="20"/>
               </w:rPr>
-              <w:t>Bài 29: Tác động của con người và một số biện pháp bảo vệ môi trường (Tiết 2)</w:t>
+              <w:t>Bài 29. Tác động của con người và một số biện pháp bảo vệ môi trường (Tiết 1)</w:t>
             </w:r>
           </w:p>
         </w:tc>
@@ -8201,7 +8277,7 @@
                 <w:i w:val="0"/>
                 <w:sz w:val="20"/>
               </w:rPr>
-              <w:t>Tiết 65</w:t>
+              <w:t>Tiết 65 (3 tiết)</w:t>
             </w:r>
           </w:p>
         </w:tc>
@@ -8220,6 +8296,20 @@
                 <w:i w:val="0"/>
                 <w:sz w:val="18"/>
               </w:rPr>
+              <w:t>Năng lực số 1.1 CB2c: HS đọc được sự thay đổi của môi trường qua ảnh vệ tinh chụp nhiều thời điểm</w:t>
+            </w:r>
+          </w:p>
+          <w:p>
+            <w:pPr>
+              <w:spacing w:after="0"/>
+            </w:pPr>
+            <w:r>
+              <w:rPr>
+                <w:b w:val="0"/>
+                <w:i w:val="0"/>
+                <w:sz w:val="18"/>
+              </w:rPr>
+              <w:t>KNS: KN sử dụng tiết kiệm tài nguyên, năng lượng trong sinh hoạt hằng ngày.</w:t>
             </w:r>
           </w:p>
         </w:tc>
@@ -8295,7 +8385,7 @@
                 <w:i w:val="0"/>
                 <w:sz w:val="20"/>
               </w:rPr>
-              <w:t>Bài 29: Tác động của con người và một số biện pháp bảo vệ môi trường (Tiết 3)</w:t>
+              <w:t>Bài 29. Tác động của con người và một số biện pháp bảo vệ môi trường (Tiết 2)</w:t>
             </w:r>
           </w:p>
         </w:tc>
@@ -8334,6 +8424,7 @@
                 <w:i w:val="0"/>
                 <w:sz w:val="18"/>
               </w:rPr>
+              <w:t>Năng lực số 1.1 CB2c: HS đọc được sự thay đổi của môi trường qua ảnh vệ tinh chụp nhiều thời điểm</w:t>
             </w:r>
           </w:p>
         </w:tc>
@@ -8411,7 +8502,7 @@
                 <w:i w:val="0"/>
                 <w:sz w:val="20"/>
               </w:rPr>
-              <w:t>Bài 30: Ôn tập chủ đề sinh vật và môi trường</w:t>
+              <w:t>Bài 29. Tác động của con người và một số biện pháp bảo vệ môi trường (Tiết 3)</w:t>
             </w:r>
           </w:p>
         </w:tc>
@@ -8431,7 +8522,7 @@
                 <w:i w:val="0"/>
                 <w:sz w:val="20"/>
               </w:rPr>
-              <w:t>Tiết 67 (1 tiết)</w:t>
+              <w:t>Tiết 67</w:t>
             </w:r>
           </w:p>
         </w:tc>
@@ -8507,7 +8598,6 @@
                 <w:i w:val="0"/>
                 <w:sz w:val="20"/>
               </w:rPr>
-              <w:t>ÔN TẬP KIỂM TRA</w:t>
             </w:r>
           </w:p>
         </w:tc>
@@ -8526,7 +8616,7 @@
                 <w:i w:val="0"/>
                 <w:sz w:val="20"/>
               </w:rPr>
-              <w:t>Ôn tập cuối năm</w:t>
+              <w:t>Bài 30. Ôn tập chủ đề Sinh vật và môi trường</w:t>
             </w:r>
           </w:p>
         </w:tc>
@@ -8546,7 +8636,7 @@
                 <w:i w:val="0"/>
                 <w:sz w:val="20"/>
               </w:rPr>
-              <w:t>Tiết 68 (2 tiết)</w:t>
+              <w:t>Tiết 68 (1 tiết)</w:t>
             </w:r>
           </w:p>
         </w:tc>
@@ -8623,7 +8713,7 @@
                 <w:i w:val="0"/>
                 <w:sz w:val="20"/>
               </w:rPr>
-              <w:t>ÔN TẬP KIỂM TRA</w:t>
+              <w:t>Ôn tập, kiểm tra, đánh giá</w:t>
             </w:r>
           </w:p>
         </w:tc>
@@ -8642,7 +8732,7 @@
                 <w:i w:val="0"/>
                 <w:sz w:val="20"/>
               </w:rPr>
-              <w:t>Ôn tập cuối năm</w:t>
+              <w:t>Ôn tập cuối năm học</w:t>
             </w:r>
           </w:p>
         </w:tc>
@@ -8662,7 +8752,7 @@
                 <w:i w:val="0"/>
                 <w:sz w:val="20"/>
               </w:rPr>
-              <w:t>Tiết 69</w:t>
+              <w:t>Tiết 69 (1 tiết)</w:t>
             </w:r>
           </w:p>
         </w:tc>
@@ -8756,7 +8846,7 @@
                 <w:i w:val="0"/>
                 <w:sz w:val="20"/>
               </w:rPr>
-              <w:t>Kiểm tra cuối năm</w:t>
+              <w:t>Kiểm tra định kì cuối năm học</w:t>
             </w:r>
           </w:p>
         </w:tc>

--- a/assets/docs/lop5/Khoa hoc - Lop 5.docx
+++ b/assets/docs/lop5/Khoa hoc - Lop 5.docx
@@ -4588,6 +4588,7 @@
                 <w:i w:val="0"/>
                 <w:sz w:val="18"/>
               </w:rPr>
+              <w:t>Năng lực số 1.1 CB2b: HS quan sát hình ảnh hiển vi, tra cứu có đối chiếu SGK và ghi rõ nguồn thông tin</w:t>
             </w:r>
           </w:p>
         </w:tc>

--- a/assets/docs/lop5/Khoa hoc - Lop 5.docx
+++ b/assets/docs/lop5/Khoa hoc - Lop 5.docx
@@ -566,7 +566,7 @@
                 <w:i w:val="0"/>
                 <w:sz w:val="20"/>
               </w:rPr>
-              <w:t>Chủ đề 1: CHẤT</w:t>
+              <w:t>Chủ đề 1: Chất</w:t>
             </w:r>
           </w:p>
         </w:tc>
@@ -798,7 +798,7 @@
                 <w:i w:val="0"/>
                 <w:sz w:val="20"/>
               </w:rPr>
-              <w:t>Chủ đề 1: CHẤT</w:t>
+              <w:t>Chủ đề 1: Chất</w:t>
             </w:r>
           </w:p>
         </w:tc>
@@ -1043,7 +1043,7 @@
                 <w:i w:val="0"/>
                 <w:sz w:val="20"/>
               </w:rPr>
-              <w:t>Chủ đề 1: CHẤT</w:t>
+              <w:t>Chủ đề 1: Chất</w:t>
             </w:r>
           </w:p>
         </w:tc>
@@ -1274,7 +1274,7 @@
                 <w:i w:val="0"/>
                 <w:sz w:val="20"/>
               </w:rPr>
-              <w:t>Chủ đề 1: CHẤT</w:t>
+              <w:t>Chủ đề 1: Chất</w:t>
             </w:r>
           </w:p>
         </w:tc>
@@ -1519,7 +1519,7 @@
                 <w:i w:val="0"/>
                 <w:sz w:val="20"/>
               </w:rPr>
-              <w:t>Chủ đề 1: CHẤT</w:t>
+              <w:t>Chủ đề 1: Chất</w:t>
             </w:r>
           </w:p>
         </w:tc>
@@ -1751,7 +1751,7 @@
                 <w:i w:val="0"/>
                 <w:sz w:val="20"/>
               </w:rPr>
-              <w:t>Chủ đề 1: CHẤT</w:t>
+              <w:t>Chủ đề 1: Chất</w:t>
             </w:r>
           </w:p>
         </w:tc>
@@ -1995,7 +1995,7 @@
                 <w:i w:val="0"/>
                 <w:sz w:val="20"/>
               </w:rPr>
-              <w:t>Chủ đề 2: NĂNG LƯỢNG</w:t>
+              <w:t>Chủ đề 2: Năng lượng</w:t>
             </w:r>
           </w:p>
         </w:tc>
@@ -2240,7 +2240,7 @@
                 <w:i w:val="0"/>
                 <w:sz w:val="20"/>
               </w:rPr>
-              <w:t>Chủ đề 2: NĂNG LƯỢNG</w:t>
+              <w:t>Chủ đề 2: Năng lượng</w:t>
             </w:r>
           </w:p>
         </w:tc>
@@ -2715,7 +2715,7 @@
                 <w:i w:val="0"/>
                 <w:sz w:val="20"/>
               </w:rPr>
-              <w:t>Chủ đề 2: NĂNG LƯỢNG</w:t>
+              <w:t>Chủ đề 2: Năng lượng</w:t>
             </w:r>
           </w:p>
         </w:tc>
@@ -2973,7 +2973,7 @@
                 <w:i w:val="0"/>
                 <w:sz w:val="20"/>
               </w:rPr>
-              <w:t>Chủ đề 2: NĂNG LƯỢNG</w:t>
+              <w:t>Chủ đề 2: Năng lượng</w:t>
             </w:r>
           </w:p>
         </w:tc>
@@ -3218,7 +3218,7 @@
                 <w:i w:val="0"/>
                 <w:sz w:val="20"/>
               </w:rPr>
-              <w:t>Chủ đề 2: NĂNG LƯỢNG</w:t>
+              <w:t>Chủ đề 2: Năng lượng</w:t>
             </w:r>
           </w:p>
         </w:tc>
@@ -3476,7 +3476,7 @@
                 <w:i w:val="0"/>
                 <w:sz w:val="20"/>
               </w:rPr>
-              <w:t>Chủ đề 2: NĂNG LƯỢNG</w:t>
+              <w:t>Chủ đề 2: Năng lượng</w:t>
             </w:r>
           </w:p>
         </w:tc>
@@ -3706,7 +3706,7 @@
                 <w:i w:val="0"/>
                 <w:sz w:val="20"/>
               </w:rPr>
-              <w:t>Chủ đề 3: THỰC VẬT VÀ ĐỘNG VẬT</w:t>
+              <w:t>Chủ đề 3: Thực vật và động vật</w:t>
             </w:r>
           </w:p>
         </w:tc>
@@ -3938,7 +3938,7 @@
                 <w:i w:val="0"/>
                 <w:sz w:val="20"/>
               </w:rPr>
-              <w:t>Chủ đề 3: THỰC VẬT VÀ ĐỘNG VẬT</w:t>
+              <w:t>Chủ đề 3: Thực vật và động vật</w:t>
             </w:r>
           </w:p>
         </w:tc>
@@ -4183,7 +4183,7 @@
                 <w:i w:val="0"/>
                 <w:sz w:val="20"/>
               </w:rPr>
-              <w:t>Chủ đề 3: THỰC VẬT VÀ ĐỘNG VẬT</w:t>
+              <w:t>Chủ đề 3: Thực vật và động vật</w:t>
             </w:r>
           </w:p>
         </w:tc>
@@ -4414,7 +4414,7 @@
                 <w:i w:val="0"/>
                 <w:sz w:val="20"/>
               </w:rPr>
-              <w:t>Chủ đề 3: THỰC VẬT VÀ ĐỘNG VẬT</w:t>
+              <w:t>Chủ đề 3: Thực vật và động vật</w:t>
             </w:r>
           </w:p>
         </w:tc>
@@ -4762,7 +4762,7 @@
                 <w:i w:val="0"/>
                 <w:sz w:val="20"/>
               </w:rPr>
-              <w:t>Chủ đề 3: THỰC VẬT VÀ ĐỘNG VẬT</w:t>
+              <w:t>Chủ đề 3: Thực vật và động vật</w:t>
             </w:r>
           </w:p>
         </w:tc>
@@ -4916,7 +4916,7 @@
                 <w:i w:val="0"/>
                 <w:sz w:val="20"/>
               </w:rPr>
-              <w:t>Chủ đề 3: THỰC VẬT VÀ ĐỘNG VẬT</w:t>
+              <w:t>Chủ đề 3: Thực vật và động vật</w:t>
             </w:r>
           </w:p>
         </w:tc>
@@ -5147,7 +5147,7 @@
                 <w:i w:val="0"/>
                 <w:sz w:val="20"/>
               </w:rPr>
-              <w:t>Chủ đề 4: VI KHUẨN</w:t>
+              <w:t>Chủ đề 4: Vi khuẩn</w:t>
             </w:r>
           </w:p>
         </w:tc>
@@ -5379,7 +5379,7 @@
                 <w:i w:val="0"/>
                 <w:sz w:val="20"/>
               </w:rPr>
-              <w:t>Chủ đề 4: VI KHUẨN</w:t>
+              <w:t>Chủ đề 4: Vi khuẩn</w:t>
             </w:r>
           </w:p>
         </w:tc>
@@ -5624,7 +5624,7 @@
                 <w:i w:val="0"/>
                 <w:sz w:val="20"/>
               </w:rPr>
-              <w:t>Chủ đề 4: VI KHUẨN</w:t>
+              <w:t>Chủ đề 4: Vi khuẩn</w:t>
             </w:r>
           </w:p>
         </w:tc>
@@ -5869,7 +5869,7 @@
                 <w:i w:val="0"/>
                 <w:sz w:val="20"/>
               </w:rPr>
-              <w:t>Chủ đề 4: VI KHUẨN</w:t>
+              <w:t>Chủ đề 4: Vi khuẩn</w:t>
             </w:r>
           </w:p>
         </w:tc>
@@ -5984,7 +5984,7 @@
                 <w:i w:val="0"/>
                 <w:sz w:val="20"/>
               </w:rPr>
-              <w:t>Chủ đề 5: CON NGƯỜI VÀ SỨC KHOẺ</w:t>
+              <w:t>Chủ đề 5: Con người và sức khoẻ</w:t>
             </w:r>
           </w:p>
         </w:tc>
@@ -6114,7 +6114,7 @@
                 <w:i w:val="0"/>
                 <w:sz w:val="20"/>
               </w:rPr>
-              <w:t>Chủ đề 5: CON NGƯỜI VÀ SỨC KHOẺ</w:t>
+              <w:t>Chủ đề 5: Con người và sức khoẻ</w:t>
             </w:r>
           </w:p>
         </w:tc>
@@ -6346,7 +6346,7 @@
                 <w:i w:val="0"/>
                 <w:sz w:val="20"/>
               </w:rPr>
-              <w:t>Chủ đề 5: CON NGƯỜI VÀ SỨC KHOẺ</w:t>
+              <w:t>Chủ đề 5: Con người và sức khoẻ</w:t>
             </w:r>
           </w:p>
         </w:tc>
@@ -6577,7 +6577,7 @@
                 <w:i w:val="0"/>
                 <w:sz w:val="20"/>
               </w:rPr>
-              <w:t>Chủ đề 5: CON NGƯỜI VÀ SỨC KHOẺ</w:t>
+              <w:t>Chủ đề 5: Con người và sức khoẻ</w:t>
             </w:r>
           </w:p>
         </w:tc>
@@ -6924,7 +6924,7 @@
                 <w:i w:val="0"/>
                 <w:sz w:val="20"/>
               </w:rPr>
-              <w:t>Chủ đề 5: CON NGƯỜI VÀ SỨC KHOẺ</w:t>
+              <w:t>Chủ đề 5: Con người và sức khoẻ</w:t>
             </w:r>
           </w:p>
         </w:tc>
@@ -7067,7 +7067,7 @@
                 <w:i w:val="0"/>
                 <w:sz w:val="20"/>
               </w:rPr>
-              <w:t>Chủ đề 5: CON NGƯỜI VÀ SỨC KHOẺ</w:t>
+              <w:t>Chủ đề 5: Con người và sức khoẻ</w:t>
             </w:r>
           </w:p>
         </w:tc>
@@ -7299,7 +7299,7 @@
                 <w:i w:val="0"/>
                 <w:sz w:val="20"/>
               </w:rPr>
-              <w:t>Chủ đề 5: CON NGƯỜI VÀ SỨC KHOẺ</w:t>
+              <w:t>Chủ đề 5: Con người và sức khoẻ</w:t>
             </w:r>
           </w:p>
         </w:tc>
@@ -7531,7 +7531,7 @@
                 <w:i w:val="0"/>
                 <w:sz w:val="20"/>
               </w:rPr>
-              <w:t>Chủ đề 5: CON NGƯỜI VÀ SỨC KHOẺ</w:t>
+              <w:t>Chủ đề 5: Con người và sức khoẻ</w:t>
             </w:r>
           </w:p>
         </w:tc>
@@ -7763,7 +7763,7 @@
                 <w:i w:val="0"/>
                 <w:sz w:val="20"/>
               </w:rPr>
-              <w:t>Chủ đề 5: CON NGƯỜI VÀ SỨC KHOẺ</w:t>
+              <w:t>Chủ đề 5: Con người và sức khoẻ</w:t>
             </w:r>
           </w:p>
         </w:tc>
@@ -7878,7 +7878,7 @@
                 <w:i w:val="0"/>
                 <w:sz w:val="20"/>
               </w:rPr>
-              <w:t>Chủ đề 6: SINH VẬT VÀ MÔI TRƯỜNG</w:t>
+              <w:t>Chủ đề 6: Sinh vật và môi trường</w:t>
             </w:r>
           </w:p>
         </w:tc>
@@ -8008,7 +8008,7 @@
                 <w:i w:val="0"/>
                 <w:sz w:val="20"/>
               </w:rPr>
-              <w:t>Chủ đề 6: SINH VẬT VÀ MÔI TRƯỜNG</w:t>
+              <w:t>Chủ đề 6: Sinh vật và môi trường</w:t>
             </w:r>
           </w:p>
         </w:tc>
@@ -8239,7 +8239,7 @@
                 <w:i w:val="0"/>
                 <w:sz w:val="20"/>
               </w:rPr>
-              <w:t>Chủ đề 6: SINH VẬT VÀ MÔI TRƯỜNG</w:t>
+              <w:t>Chủ đề 6: Sinh vật và môi trường</w:t>
             </w:r>
           </w:p>
         </w:tc>
@@ -8484,7 +8484,7 @@
                 <w:i w:val="0"/>
                 <w:sz w:val="20"/>
               </w:rPr>
-              <w:t>Chủ đề 6: SINH VẬT VÀ MÔI TRƯỜNG</w:t>
+              <w:t>Chủ đề 6: Sinh vật và môi trường</w:t>
             </w:r>
           </w:p>
         </w:tc>
